--- a/各选题文献分析/课题88-RuMnO2电沉积（正式课题）/文献精读-88-阅读指南-NE2海水电解局部环境.docx
+++ b/各选题文献分析/课题88-RuMnO2电沉积（正式课题）/文献精读-88-阅读指南-NE2海水电解局部环境.docx
@@ -27,7 +27,7 @@
           <w:b/>
           <w:sz w:val="44"/>
         </w:rPr>
-        <w:t>NE-2 阅读指南 —— 直接海水电解：局部反应环境调控（*Nat. Energy* 2023）</w:t>
+        <w:t>NE-2 阅读指南 —— 直接海水电解：局部反应环境调控（*Nat. Energy* 2023, 8, 264–272）</w:t>
       </w:r>
     </w:p>
     <w:p/>
@@ -182,7 +182,15 @@
           <w:b/>
           <w:sz w:val="24"/>
         </w:rPr>
-        <w:t>页码规矩：PDF 页 1–9 = 印刷页 264–272（印刷页 = PDF 页 + 263）</w:t>
+        <w:t>页码规矩：印刷页 = PDF 页 + 263</w:t>
+      </w:r>
+      <w:r>
+        <w:rPr>
+          <w:rFonts w:ascii="Times New Roman" w:hAnsi="Times New Roman" w:eastAsia="宋体"/>
+          <w:b w:val="0"/>
+          <w:sz w:val="24"/>
+        </w:rPr>
+        <w:t>（PDF p.3 = 印刷 p.266）</w:t>
       </w:r>
     </w:p>
     <w:p>
@@ -214,417 +222,7 @@
           <w:b/>
           <w:sz w:val="44"/>
         </w:rPr>
-        <w:t>一句话定性</w:t>
-      </w:r>
-    </w:p>
-    <w:p>
-      <w:pPr>
-        <w:spacing w:line="360" w:lineRule="auto"/>
-        <w:ind w:firstLine="420"/>
-      </w:pPr>
-      <w:r>
-        <w:rPr>
-          <w:rFonts w:ascii="Times New Roman" w:hAnsi="Times New Roman" w:eastAsia="宋体"/>
-          <w:b/>
-          <w:sz w:val="24"/>
-        </w:rPr>
-        <w:t>"界面微环境调控"的范式论文 + 器件级验证模板</w:t>
-      </w:r>
-      <w:r>
-        <w:rPr>
-          <w:rFonts w:ascii="Times New Roman" w:hAnsi="Times New Roman" w:eastAsia="宋体"/>
-          <w:b w:val="0"/>
-          <w:sz w:val="24"/>
-        </w:rPr>
-        <w:t>。它不改催化剂的电子结构，而是在电极表面</w:t>
-      </w:r>
-      <w:r>
-        <w:rPr>
-          <w:rFonts w:ascii="Times New Roman" w:hAnsi="Times New Roman" w:eastAsia="宋体"/>
-          <w:b/>
-          <w:sz w:val="24"/>
-        </w:rPr>
-        <w:t>造一个局部化学环境</w:t>
-      </w:r>
-      <w:r>
-        <w:rPr>
-          <w:rFonts w:ascii="Times New Roman" w:hAnsi="Times New Roman" w:eastAsia="宋体"/>
-          <w:b w:val="0"/>
-          <w:sz w:val="24"/>
-        </w:rPr>
-        <w:t>（局部 pH、离子组成、双电层）；思路与工具可迁移，但</w:t>
-      </w:r>
-      <w:r>
-        <w:rPr>
-          <w:rFonts w:ascii="Times New Roman" w:hAnsi="Times New Roman" w:eastAsia="宋体"/>
-          <w:b/>
-          <w:sz w:val="24"/>
-        </w:rPr>
-        <w:t>核心机制在强酸中不成立</w:t>
-      </w:r>
-      <w:r>
-        <w:rPr>
-          <w:rFonts w:ascii="Times New Roman" w:hAnsi="Times New Roman" w:eastAsia="宋体"/>
-          <w:b w:val="0"/>
-          <w:sz w:val="24"/>
-        </w:rPr>
-        <w:t>——所以读它是</w:t>
-      </w:r>
-      <w:r>
-        <w:rPr>
-          <w:rFonts w:ascii="Times New Roman" w:hAnsi="Times New Roman" w:eastAsia="宋体"/>
-          <w:b/>
-          <w:sz w:val="24"/>
-        </w:rPr>
-        <w:t>学思路、学工具、学写法</w:t>
-      </w:r>
-      <w:r>
-        <w:rPr>
-          <w:rFonts w:ascii="Times New Roman" w:hAnsi="Times New Roman" w:eastAsia="宋体"/>
-          <w:b w:val="0"/>
-          <w:sz w:val="24"/>
-        </w:rPr>
-        <w:t>，不是学机制。</w:t>
-      </w:r>
-    </w:p>
-    <w:p/>
-    <w:p>
-      <w:r>
-        <w:br w:type="page"/>
-      </w:r>
-    </w:p>
-    <w:p>
-      <w:pPr>
-        <w:pStyle w:val="2"/>
-        <w:pageBreakBefore w:val="0"/>
-      </w:pPr>
-      <w:r>
-        <w:rPr>
-          <w:rFonts w:ascii="Times New Roman" w:hAnsi="Times New Roman" w:eastAsia="宋体"/>
-          <w:b/>
-          <w:sz w:val="44"/>
-        </w:rPr>
-        <w:t>🔴 第一优先：局部碱性微环境是怎么"造出来 + 证明出来"的（**pp.264、266–268**）</w:t>
-      </w:r>
-    </w:p>
-    <w:p>
-      <w:pPr>
-        <w:spacing w:line="360" w:lineRule="auto"/>
-        <w:ind w:left="420"/>
-      </w:pPr>
-      <w:r>
-        <w:rPr>
-          <w:rFonts w:ascii="Times New Roman" w:hAnsi="Times New Roman" w:eastAsia="宋体"/>
-          <w:b w:val="0"/>
-          <w:sz w:val="24"/>
-        </w:rPr>
-        <w:t xml:space="preserve">• </w:t>
-      </w:r>
-      <w:r>
-        <w:rPr>
-          <w:rFonts w:ascii="Times New Roman" w:hAnsi="Times New Roman" w:eastAsia="宋体"/>
-          <w:b/>
-          <w:sz w:val="24"/>
-        </w:rPr>
-        <w:t>造出来</w:t>
-      </w:r>
-      <w:r>
-        <w:rPr>
-          <w:rFonts w:ascii="Times New Roman" w:hAnsi="Times New Roman" w:eastAsia="宋体"/>
-          <w:b w:val="0"/>
-          <w:sz w:val="24"/>
-        </w:rPr>
-        <w:t>：在过渡金属氧化物表面引入</w:t>
-      </w:r>
-      <w:r>
-        <w:rPr>
-          <w:rFonts w:ascii="Times New Roman" w:hAnsi="Times New Roman" w:eastAsia="宋体"/>
-          <w:b/>
-          <w:sz w:val="24"/>
-        </w:rPr>
-        <w:t>硬 Lewis 酸层（Cr₂O₃）</w:t>
-      </w:r>
-      <w:r>
-        <w:rPr>
-          <w:rFonts w:ascii="Times New Roman" w:hAnsi="Times New Roman" w:eastAsia="宋体"/>
-          <w:b w:val="0"/>
-          <w:sz w:val="24"/>
-        </w:rPr>
-        <w:t>——该层动态</w:t>
-      </w:r>
-      <w:r>
-        <w:rPr>
-          <w:rFonts w:ascii="Times New Roman" w:hAnsi="Times New Roman" w:eastAsia="宋体"/>
-          <w:b/>
-          <w:sz w:val="24"/>
-        </w:rPr>
-        <w:t>劈裂水分子</w:t>
-      </w:r>
-      <w:r>
-        <w:rPr>
-          <w:rFonts w:ascii="Times New Roman" w:hAnsi="Times New Roman" w:eastAsia="宋体"/>
-          <w:b w:val="0"/>
-          <w:sz w:val="24"/>
-        </w:rPr>
-        <w:t>并捕获生成的羟基阴离子，在电极表面</w:t>
-      </w:r>
-      <w:r>
-        <w:rPr>
-          <w:rFonts w:ascii="Times New Roman" w:hAnsi="Times New Roman" w:eastAsia="宋体"/>
-          <w:b/>
-          <w:sz w:val="24"/>
-        </w:rPr>
-        <w:t>原位生成局部碱性微环境</w:t>
-      </w:r>
-      <w:r>
-        <w:rPr>
-          <w:rFonts w:ascii="Times New Roman" w:hAnsi="Times New Roman" w:eastAsia="宋体"/>
-          <w:b w:val="0"/>
-          <w:sz w:val="24"/>
-        </w:rPr>
-        <w:t>，从而提升两极动力学、阻挡 Cl⁻、减少 Mg²⁺/Ca²⁺ 沉淀（p.264）。选 Cr 的理由：</w:t>
-      </w:r>
-      <w:r>
-        <w:rPr>
-          <w:rFonts w:ascii="Times New Roman" w:hAnsi="Times New Roman" w:eastAsia="宋体"/>
-          <w:b/>
-          <w:sz w:val="24"/>
-        </w:rPr>
-        <w:t>Cr³⁺ 是过渡金属中最硬的 Lewis 酸</w:t>
-      </w:r>
-      <w:r>
-        <w:rPr>
-          <w:rFonts w:ascii="Times New Roman" w:hAnsi="Times New Roman" w:eastAsia="宋体"/>
-          <w:b w:val="0"/>
-          <w:sz w:val="24"/>
-        </w:rPr>
-        <w:t xml:space="preserve">（pKa 2.05），且 </w:t>
-      </w:r>
-      <w:r>
-        <w:rPr>
-          <w:rFonts w:ascii="Times New Roman" w:hAnsi="Times New Roman" w:eastAsia="宋体"/>
-          <w:b/>
-          <w:sz w:val="24"/>
-        </w:rPr>
-        <w:t>Cr₂O₃ 电催化惰性、全电位区间电化学稳定</w:t>
-      </w:r>
-      <w:r>
-        <w:rPr>
-          <w:rFonts w:ascii="Times New Roman" w:hAnsi="Times New Roman" w:eastAsia="宋体"/>
-          <w:b w:val="0"/>
-          <w:sz w:val="24"/>
-        </w:rPr>
-        <w:t>（p.265）。</w:t>
-      </w:r>
-    </w:p>
-    <w:p>
-      <w:pPr>
-        <w:spacing w:line="360" w:lineRule="auto"/>
-        <w:ind w:left="420"/>
-      </w:pPr>
-      <w:r>
-        <w:rPr>
-          <w:rFonts w:ascii="Times New Roman" w:hAnsi="Times New Roman" w:eastAsia="宋体"/>
-          <w:b w:val="0"/>
-          <w:sz w:val="24"/>
-        </w:rPr>
-        <w:t xml:space="preserve">• </w:t>
-      </w:r>
-      <w:r>
-        <w:rPr>
-          <w:rFonts w:ascii="Times New Roman" w:hAnsi="Times New Roman" w:eastAsia="宋体"/>
-          <w:b/>
-          <w:sz w:val="24"/>
-        </w:rPr>
-        <w:t>证明出来（三套证据，记牢）</w:t>
-      </w:r>
-      <w:r>
-        <w:rPr>
-          <w:rFonts w:ascii="Times New Roman" w:hAnsi="Times New Roman" w:eastAsia="宋体"/>
-          <w:b w:val="0"/>
-          <w:sz w:val="24"/>
-        </w:rPr>
-        <w:t>：</w:t>
-      </w:r>
-    </w:p>
-    <w:p>
-      <w:pPr>
-        <w:spacing w:line="360" w:lineRule="auto"/>
-        <w:ind w:left="839"/>
-      </w:pPr>
-      <w:r>
-        <w:rPr>
-          <w:rFonts w:ascii="Times New Roman" w:hAnsi="Times New Roman" w:eastAsia="宋体"/>
-          <w:b w:val="0"/>
-          <w:sz w:val="24"/>
-        </w:rPr>
-        <w:t xml:space="preserve">1. </w:t>
-      </w:r>
-      <w:r>
-        <w:rPr>
-          <w:rFonts w:ascii="Times New Roman" w:hAnsi="Times New Roman" w:eastAsia="宋体"/>
-          <w:b/>
-          <w:sz w:val="24"/>
-        </w:rPr>
-        <w:t>IrO₂ 修饰 RRDE 测界面 pH</w:t>
-      </w:r>
-      <w:r>
-        <w:rPr>
-          <w:rFonts w:ascii="Times New Roman" w:hAnsi="Times New Roman" w:eastAsia="宋体"/>
-          <w:b w:val="0"/>
-          <w:sz w:val="24"/>
-        </w:rPr>
-        <w:t xml:space="preserve">：6 at% Cr₂O₃-CoOₓ 在 </w:t>
-      </w:r>
-      <w:r>
-        <w:rPr>
-          <w:rFonts w:ascii="Times New Roman" w:hAnsi="Times New Roman" w:eastAsia="宋体"/>
-          <w:b/>
-          <w:sz w:val="24"/>
-        </w:rPr>
-        <w:t>1.60 V vs RHE 表面 pH ≈ 14</w:t>
-      </w:r>
-      <w:r>
-        <w:rPr>
-          <w:rFonts w:ascii="Times New Roman" w:hAnsi="Times New Roman" w:eastAsia="宋体"/>
-          <w:b w:val="0"/>
-          <w:sz w:val="24"/>
-        </w:rPr>
-        <w:t>（p.266；方法细节与收集效率 N_D=0.37 在 p.270）；</w:t>
-      </w:r>
-    </w:p>
-    <w:p>
-      <w:pPr>
-        <w:spacing w:line="360" w:lineRule="auto"/>
-        <w:ind w:left="839"/>
-      </w:pPr>
-      <w:r>
-        <w:rPr>
-          <w:rFonts w:ascii="Times New Roman" w:hAnsi="Times New Roman" w:eastAsia="宋体"/>
-          <w:b w:val="0"/>
-          <w:sz w:val="24"/>
-        </w:rPr>
-        <w:t xml:space="preserve">2. </w:t>
-      </w:r>
-      <w:r>
-        <w:rPr>
-          <w:rFonts w:ascii="Times New Roman" w:hAnsi="Times New Roman" w:eastAsia="宋体"/>
-          <w:b w:val="0"/>
-          <w:sz w:val="24"/>
-        </w:rPr>
-        <w:t>原位红外：H₂O∗ 谱带随电位向 OH∗ 位移（p.267）；</w:t>
-      </w:r>
-    </w:p>
-    <w:p>
-      <w:pPr>
-        <w:spacing w:line="360" w:lineRule="auto"/>
-        <w:ind w:left="839"/>
-      </w:pPr>
-      <w:r>
-        <w:rPr>
-          <w:rFonts w:ascii="Times New Roman" w:hAnsi="Times New Roman" w:eastAsia="宋体"/>
-          <w:b w:val="0"/>
-          <w:sz w:val="24"/>
-        </w:rPr>
-        <w:t xml:space="preserve">3. </w:t>
-      </w:r>
-      <w:r>
-        <w:rPr>
-          <w:rFonts w:ascii="Times New Roman" w:hAnsi="Times New Roman" w:eastAsia="宋体"/>
-          <w:b/>
-          <w:sz w:val="24"/>
-        </w:rPr>
-        <w:t>DFT</w:t>
-      </w:r>
-      <w:r>
-        <w:rPr>
-          <w:rFonts w:ascii="Times New Roman" w:hAnsi="Times New Roman" w:eastAsia="宋体"/>
-          <w:b w:val="0"/>
-          <w:sz w:val="24"/>
-        </w:rPr>
-        <w:t>：Cr₂O₃ 上</w:t>
-      </w:r>
-      <w:r>
-        <w:rPr>
-          <w:rFonts w:ascii="Times New Roman" w:hAnsi="Times New Roman" w:eastAsia="宋体"/>
-          <w:b/>
-          <w:sz w:val="24"/>
-        </w:rPr>
-        <w:t>水解离能垒仅 0.08 eV</w:t>
-      </w:r>
-      <w:r>
-        <w:rPr>
-          <w:rFonts w:ascii="Times New Roman" w:hAnsi="Times New Roman" w:eastAsia="宋体"/>
-          <w:b w:val="0"/>
-          <w:sz w:val="24"/>
-        </w:rPr>
-        <w:t>（p.268）。</w:t>
-      </w:r>
-    </w:p>
-    <w:p>
-      <w:pPr>
-        <w:spacing w:line="360" w:lineRule="auto"/>
-        <w:ind w:firstLine="420"/>
-      </w:pPr>
-      <w:r>
-        <w:rPr>
-          <w:rFonts w:ascii="Times New Roman" w:hAnsi="Times New Roman" w:eastAsia="宋体"/>
-          <w:b w:val="0"/>
-          <w:sz w:val="24"/>
-        </w:rPr>
-        <w:t>旁证：表面 OH⁻ 比"抵抗 Cl⁻ 所需过量 OH⁻"高</w:t>
-      </w:r>
-      <w:r>
-        <w:rPr>
-          <w:rFonts w:ascii="Times New Roman" w:hAnsi="Times New Roman" w:eastAsia="宋体"/>
-          <w:b/>
-          <w:sz w:val="24"/>
-        </w:rPr>
-        <w:t>近两个数量级</w:t>
-      </w:r>
-      <w:r>
-        <w:rPr>
-          <w:rFonts w:ascii="Times New Roman" w:hAnsi="Times New Roman" w:eastAsia="宋体"/>
-          <w:b w:val="0"/>
-          <w:sz w:val="24"/>
-        </w:rPr>
-        <w:t>；XPS 几乎无 Cl 物种；</w:t>
-      </w:r>
-      <w:r>
-        <w:rPr>
-          <w:rFonts w:ascii="Times New Roman" w:hAnsi="Times New Roman" w:eastAsia="宋体"/>
-          <w:b/>
-          <w:sz w:val="24"/>
-        </w:rPr>
-        <w:t>OER 选择性约 98%</w:t>
-      </w:r>
-      <w:r>
-        <w:rPr>
-          <w:rFonts w:ascii="Times New Roman" w:hAnsi="Times New Roman" w:eastAsia="宋体"/>
-          <w:b w:val="0"/>
-          <w:sz w:val="24"/>
-        </w:rPr>
-        <w:t>（p.266–267）。</w:t>
-      </w:r>
-    </w:p>
-    <w:p/>
-    <w:p>
-      <w:r>
-        <w:br w:type="page"/>
-      </w:r>
-    </w:p>
-    <w:p>
-      <w:pPr>
-        <w:pStyle w:val="2"/>
-        <w:pageBreakBefore w:val="0"/>
-      </w:pPr>
-      <w:r>
-        <w:rPr>
-          <w:rFonts w:ascii="Times New Roman" w:hAnsi="Times New Roman" w:eastAsia="宋体"/>
-          <w:b/>
-          <w:sz w:val="44"/>
-        </w:rPr>
-        <w:t>🔴 第二优先：**可迁移的三件工具**（课题直接用得上）</w:t>
+        <w:t>📑 文章结构总览（先看这张表再读）</w:t>
       </w:r>
     </w:p>
     <w:tbl>
@@ -642,7 +240,7 @@
       <w:tr>
         <w:tc>
           <w:tcPr>
-            <w:tcW w:type="dxa" w:w="1250"/>
+            <w:tcW w:type="dxa" w:w="3188"/>
             <w:shd w:fill="D9D9D9"/>
           </w:tcPr>
           <w:p>
@@ -656,13 +254,13 @@
                 <w:b w:val="0"/>
                 <w:sz w:val="20"/>
               </w:rPr>
-              <w:t>工具</w:t>
-            </w:r>
-          </w:p>
-        </w:tc>
-        <w:tc>
-          <w:tcPr>
-            <w:tcW w:type="dxa" w:w="6315"/>
+              <w:t>章节</w:t>
+            </w:r>
+          </w:p>
+        </w:tc>
+        <w:tc>
+          <w:tcPr>
+            <w:tcW w:type="dxa" w:w="628"/>
             <w:shd w:fill="D9D9D9"/>
           </w:tcPr>
           <w:p>
@@ -676,13 +274,13 @@
                 <w:b w:val="0"/>
                 <w:sz w:val="20"/>
               </w:rPr>
-              <w:t>内容</w:t>
-            </w:r>
-          </w:p>
-        </w:tc>
-        <w:tc>
-          <w:tcPr>
-            <w:tcW w:type="dxa" w:w="897"/>
+              <w:t>印刷页</w:t>
+            </w:r>
+          </w:p>
+        </w:tc>
+        <w:tc>
+          <w:tcPr>
+            <w:tcW w:type="dxa" w:w="4647"/>
             <w:shd w:fill="D9D9D9"/>
           </w:tcPr>
           <w:p>
@@ -696,7 +294,7 @@
                 <w:b w:val="0"/>
                 <w:sz w:val="20"/>
               </w:rPr>
-              <w:t>页码</w:t>
+              <w:t>内容要点</w:t>
             </w:r>
           </w:p>
         </w:tc>
@@ -717,69 +315,45 @@
                 <w:b w:val="0"/>
                 <w:sz w:val="24"/>
               </w:rPr>
-              <w:t xml:space="preserve">① </w:t>
-            </w:r>
-            <w:r>
-              <w:rPr>
-                <w:rFonts w:ascii="Times New Roman" w:hAnsi="Times New Roman" w:eastAsia="宋体"/>
-                <w:b/>
-                <w:sz w:val="24"/>
-              </w:rPr>
-              <w:t>界面 pH 定量</w:t>
-            </w:r>
-          </w:p>
-        </w:tc>
-        <w:tc>
-          <w:tcPr>
-            <w:tcW w:type="dxa" w:w="2822"/>
-          </w:tcPr>
-          <w:p>
-            <w:pPr>
-              <w:ind w:firstLine="0"/>
-              <w:jc w:val="left"/>
-            </w:pPr>
-            <w:r>
-              <w:rPr>
-                <w:rFonts w:ascii="Times New Roman" w:hAnsi="Times New Roman" w:eastAsia="宋体"/>
-                <w:b w:val="0"/>
-                <w:sz w:val="24"/>
-              </w:rPr>
-              <w:t>IrO₂ 修饰 RRDE（含标定式与收集效率 N_D = 0.37）；</w:t>
-            </w:r>
-            <w:r>
-              <w:rPr>
-                <w:rFonts w:ascii="Times New Roman" w:hAnsi="Times New Roman" w:eastAsia="宋体"/>
-                <w:b/>
-                <w:sz w:val="24"/>
-              </w:rPr>
-              <w:t>该 IrO₂ 层本身由 CV 电沉积制备</w:t>
-            </w:r>
-            <w:r>
-              <w:rPr>
-                <w:rFonts w:ascii="Times New Roman" w:hAnsi="Times New Roman" w:eastAsia="宋体"/>
-                <w:b w:val="0"/>
-                <w:sz w:val="24"/>
-              </w:rPr>
-              <w:t>——这是本文里唯一可直接照做的电沉积步骤</w:t>
-            </w:r>
-          </w:p>
-        </w:tc>
-        <w:tc>
-          <w:tcPr>
-            <w:tcW w:type="dxa" w:w="2822"/>
-          </w:tcPr>
-          <w:p>
-            <w:pPr>
-              <w:ind w:firstLine="0"/>
-              <w:jc w:val="left"/>
-            </w:pPr>
-            <w:r>
-              <w:rPr>
-                <w:rFonts w:ascii="Times New Roman" w:hAnsi="Times New Roman" w:eastAsia="宋体"/>
-                <w:b w:val="0"/>
-                <w:sz w:val="24"/>
-              </w:rPr>
-              <w:t>p.270（R0）</w:t>
+              <w:t>Abstract</w:t>
+            </w:r>
+          </w:p>
+        </w:tc>
+        <w:tc>
+          <w:tcPr>
+            <w:tcW w:type="dxa" w:w="2822"/>
+          </w:tcPr>
+          <w:p>
+            <w:pPr>
+              <w:ind w:firstLine="0"/>
+              <w:jc w:val="left"/>
+            </w:pPr>
+            <w:r>
+              <w:rPr>
+                <w:rFonts w:ascii="Times New Roman" w:hAnsi="Times New Roman" w:eastAsia="宋体"/>
+                <w:b w:val="0"/>
+                <w:sz w:val="24"/>
+              </w:rPr>
+              <w:t>p.264</w:t>
+            </w:r>
+          </w:p>
+        </w:tc>
+        <w:tc>
+          <w:tcPr>
+            <w:tcW w:type="dxa" w:w="2822"/>
+          </w:tcPr>
+          <w:p>
+            <w:pPr>
+              <w:ind w:firstLine="0"/>
+              <w:jc w:val="left"/>
+            </w:pPr>
+            <w:r>
+              <w:rPr>
+                <w:rFonts w:ascii="Times New Roman" w:hAnsi="Times New Roman" w:eastAsia="宋体"/>
+                <w:b w:val="0"/>
+                <w:sz w:val="24"/>
+              </w:rPr>
+              <w:t>硬 Lewis 酸层 → 原位局部碱性 → 提升两极动力学、避免 Cl⁻ 侵蚀与沉淀</w:t>
             </w:r>
           </w:p>
         </w:tc>
@@ -797,18 +371,10 @@
             <w:r>
               <w:rPr>
                 <w:rFonts w:ascii="Times New Roman" w:hAnsi="Times New Roman" w:eastAsia="宋体"/>
-                <w:b w:val="0"/>
-                <w:sz w:val="24"/>
-              </w:rPr>
-              <w:t xml:space="preserve">② </w:t>
-            </w:r>
-            <w:r>
-              <w:rPr>
-                <w:rFonts w:ascii="Times New Roman" w:hAnsi="Times New Roman" w:eastAsia="宋体"/>
                 <w:b/>
                 <w:sz w:val="24"/>
               </w:rPr>
-              <w:t>路径判据</w:t>
+              <w:t>Introduction</w:t>
             </w:r>
           </w:p>
         </w:tc>
@@ -827,34 +393,26 @@
                 <w:b/>
                 <w:sz w:val="24"/>
               </w:rPr>
-              <w:t>¹⁸O 动力学同位素效应（KIE）</w:t>
-            </w:r>
-            <w:r>
-              <w:rPr>
-                <w:rFonts w:ascii="Times New Roman" w:hAnsi="Times New Roman" w:eastAsia="宋体"/>
-                <w:b w:val="0"/>
-                <w:sz w:val="24"/>
-              </w:rPr>
-              <w:t xml:space="preserve"> 把海水中的 OER 判定为"碱性-like"路径</w:t>
-            </w:r>
-          </w:p>
-        </w:tc>
-        <w:tc>
-          <w:tcPr>
-            <w:tcW w:type="dxa" w:w="2822"/>
-          </w:tcPr>
-          <w:p>
-            <w:pPr>
-              <w:ind w:firstLine="0"/>
-              <w:jc w:val="left"/>
-            </w:pPr>
-            <w:r>
-              <w:rPr>
-                <w:rFonts w:ascii="Times New Roman" w:hAnsi="Times New Roman" w:eastAsia="宋体"/>
-                <w:b w:val="0"/>
-                <w:sz w:val="24"/>
-              </w:rPr>
-              <w:t>p.266（R0）</w:t>
+              <w:t>pp.264–265</w:t>
+            </w:r>
+          </w:p>
+        </w:tc>
+        <w:tc>
+          <w:tcPr>
+            <w:tcW w:type="dxa" w:w="2822"/>
+          </w:tcPr>
+          <w:p>
+            <w:pPr>
+              <w:ind w:firstLine="0"/>
+              <w:jc w:val="left"/>
+            </w:pPr>
+            <w:r>
+              <w:rPr>
+                <w:rFonts w:ascii="Times New Roman" w:hAnsi="Times New Roman" w:eastAsia="宋体"/>
+                <w:b w:val="0"/>
+                <w:sz w:val="24"/>
+              </w:rPr>
+              <w:t>海水电解的两个痛点；提出"硬 Lewis 酸层"策略；Cr³⁺ 为何最硬、Cr₂O₃ 为何电化学惰性稳定</w:t>
             </w:r>
           </w:p>
         </w:tc>
@@ -872,72 +430,517 @@
             <w:r>
               <w:rPr>
                 <w:rFonts w:ascii="Times New Roman" w:hAnsi="Times New Roman" w:eastAsia="宋体"/>
-                <w:b w:val="0"/>
-                <w:sz w:val="24"/>
-              </w:rPr>
-              <w:t xml:space="preserve">③ </w:t>
-            </w:r>
-            <w:r>
-              <w:rPr>
-                <w:rFonts w:ascii="Times New Roman" w:hAnsi="Times New Roman" w:eastAsia="宋体"/>
                 <w:b/>
                 <w:sz w:val="24"/>
               </w:rPr>
-              <w:t>反应后相与侵蚀分析</w:t>
-            </w:r>
-          </w:p>
-        </w:tc>
-        <w:tc>
-          <w:tcPr>
-            <w:tcW w:type="dxa" w:w="2822"/>
-          </w:tcPr>
-          <w:p>
-            <w:pPr>
-              <w:ind w:firstLine="0"/>
-              <w:jc w:val="left"/>
-            </w:pPr>
-            <w:r>
-              <w:rPr>
-                <w:rFonts w:ascii="Times New Roman" w:hAnsi="Times New Roman" w:eastAsia="宋体"/>
-                <w:b w:val="0"/>
-                <w:sz w:val="24"/>
-              </w:rPr>
-              <w:t xml:space="preserve">反应后 </w:t>
-            </w:r>
+              <w:t>Results · Limitation of seawater electrolysis and proposed strategy</w:t>
+            </w:r>
+          </w:p>
+        </w:tc>
+        <w:tc>
+          <w:tcPr>
+            <w:tcW w:type="dxa" w:w="2822"/>
+          </w:tcPr>
+          <w:p>
+            <w:pPr>
+              <w:ind w:firstLine="0"/>
+              <w:jc w:val="left"/>
+            </w:pPr>
             <w:r>
               <w:rPr>
                 <w:rFonts w:ascii="Times New Roman" w:hAnsi="Times New Roman" w:eastAsia="宋体"/>
                 <w:b/>
                 <w:sz w:val="24"/>
               </w:rPr>
-              <w:t>XRD + XPS</w:t>
-            </w:r>
-            <w:r>
-              <w:rPr>
-                <w:rFonts w:ascii="Times New Roman" w:hAnsi="Times New Roman" w:eastAsia="宋体"/>
-                <w:b w:val="0"/>
-                <w:sz w:val="24"/>
-              </w:rPr>
-              <w:t xml:space="preserve"> 检测沉淀相与侵蚀物种 → 对应你课题的"反应后相分析 + 电解液溶出定量"</w:t>
-            </w:r>
-          </w:p>
-        </w:tc>
-        <w:tc>
-          <w:tcPr>
-            <w:tcW w:type="dxa" w:w="2822"/>
-          </w:tcPr>
-          <w:p>
-            <w:pPr>
-              <w:ind w:firstLine="0"/>
-              <w:jc w:val="left"/>
-            </w:pPr>
-            <w:r>
-              <w:rPr>
-                <w:rFonts w:ascii="Times New Roman" w:hAnsi="Times New Roman" w:eastAsia="宋体"/>
-                <w:b w:val="0"/>
-                <w:sz w:val="24"/>
-              </w:rPr>
-              <w:t>pp.267–268（R0）</w:t>
+              <w:t>p.265</w:t>
+            </w:r>
+          </w:p>
+        </w:tc>
+        <w:tc>
+          <w:tcPr>
+            <w:tcW w:type="dxa" w:w="2822"/>
+          </w:tcPr>
+          <w:p>
+            <w:pPr>
+              <w:ind w:firstLine="0"/>
+              <w:jc w:val="left"/>
+            </w:pPr>
+            <w:r>
+              <w:rPr>
+                <w:rFonts w:ascii="Times New Roman" w:hAnsi="Times New Roman" w:eastAsia="宋体"/>
+                <w:b w:val="0"/>
+                <w:sz w:val="24"/>
+              </w:rPr>
+              <w:t>对照实验：CoOₓ 在碱化海水 100 h 衰减约 47%，自然海水中 50 h 内电流几乎归零</w:t>
+            </w:r>
+          </w:p>
+        </w:tc>
+      </w:tr>
+      <w:tr>
+        <w:tc>
+          <w:tcPr>
+            <w:tcW w:type="dxa" w:w="2822"/>
+          </w:tcPr>
+          <w:p>
+            <w:pPr>
+              <w:ind w:firstLine="0"/>
+              <w:jc w:val="left"/>
+            </w:pPr>
+            <w:r>
+              <w:rPr>
+                <w:rFonts w:ascii="Times New Roman" w:hAnsi="Times New Roman" w:eastAsia="宋体"/>
+                <w:b/>
+                <w:sz w:val="24"/>
+              </w:rPr>
+              <w:t>Results · Quantification of catalyst surface's local alkalinity</w:t>
+            </w:r>
+          </w:p>
+        </w:tc>
+        <w:tc>
+          <w:tcPr>
+            <w:tcW w:type="dxa" w:w="2822"/>
+          </w:tcPr>
+          <w:p>
+            <w:pPr>
+              <w:ind w:firstLine="0"/>
+              <w:jc w:val="left"/>
+            </w:pPr>
+            <w:r>
+              <w:rPr>
+                <w:rFonts w:ascii="Times New Roman" w:hAnsi="Times New Roman" w:eastAsia="宋体"/>
+                <w:b/>
+                <w:sz w:val="24"/>
+              </w:rPr>
+              <w:t>p.266</w:t>
+            </w:r>
+          </w:p>
+        </w:tc>
+        <w:tc>
+          <w:tcPr>
+            <w:tcW w:type="dxa" w:w="2822"/>
+          </w:tcPr>
+          <w:p>
+            <w:pPr>
+              <w:ind w:firstLine="0"/>
+              <w:jc w:val="left"/>
+            </w:pPr>
+            <w:r>
+              <w:rPr>
+                <w:rFonts w:ascii="Times New Roman" w:hAnsi="Times New Roman" w:eastAsia="宋体"/>
+                <w:b w:val="0"/>
+                <w:sz w:val="24"/>
+              </w:rPr>
+              <w:t>⭐ 三电极对比（Cr₂O₃-CoOₓ vs CoOₓ / Fe-NiOOH / RuO₂）；</w:t>
+            </w:r>
+            <w:r>
+              <w:rPr>
+                <w:rFonts w:ascii="Times New Roman" w:hAnsi="Times New Roman" w:eastAsia="宋体"/>
+                <w:b/>
+                <w:sz w:val="24"/>
+              </w:rPr>
+              <w:t>RRDE 定量界面 pH</w:t>
+            </w:r>
+            <w:r>
+              <w:rPr>
+                <w:rFonts w:ascii="Times New Roman" w:hAnsi="Times New Roman" w:eastAsia="宋体"/>
+                <w:b w:val="0"/>
+                <w:sz w:val="24"/>
+              </w:rPr>
+              <w:t>；性能数据；</w:t>
+            </w:r>
+            <w:r>
+              <w:rPr>
+                <w:rFonts w:ascii="Times New Roman" w:hAnsi="Times New Roman" w:eastAsia="宋体"/>
+                <w:b/>
+                <w:sz w:val="24"/>
+              </w:rPr>
+              <w:t>"该策略对 NiOₓ、MnOₓ 同样适用"</w:t>
+            </w:r>
+          </w:p>
+        </w:tc>
+      </w:tr>
+      <w:tr>
+        <w:tc>
+          <w:tcPr>
+            <w:tcW w:type="dxa" w:w="2822"/>
+          </w:tcPr>
+          <w:p>
+            <w:pPr>
+              <w:ind w:firstLine="0"/>
+              <w:jc w:val="left"/>
+            </w:pPr>
+            <w:r>
+              <w:rPr>
+                <w:rFonts w:ascii="Times New Roman" w:hAnsi="Times New Roman" w:eastAsia="宋体"/>
+                <w:b/>
+                <w:sz w:val="24"/>
+              </w:rPr>
+              <w:t>Results · Chlorine chemistry inhibition</w:t>
+            </w:r>
+          </w:p>
+        </w:tc>
+        <w:tc>
+          <w:tcPr>
+            <w:tcW w:type="dxa" w:w="2822"/>
+          </w:tcPr>
+          <w:p>
+            <w:pPr>
+              <w:ind w:firstLine="0"/>
+              <w:jc w:val="left"/>
+            </w:pPr>
+            <w:r>
+              <w:rPr>
+                <w:rFonts w:ascii="Times New Roman" w:hAnsi="Times New Roman" w:eastAsia="宋体"/>
+                <w:b/>
+                <w:sz w:val="24"/>
+              </w:rPr>
+              <w:t>p.267</w:t>
+            </w:r>
+          </w:p>
+        </w:tc>
+        <w:tc>
+          <w:tcPr>
+            <w:tcW w:type="dxa" w:w="2822"/>
+          </w:tcPr>
+          <w:p>
+            <w:pPr>
+              <w:ind w:firstLine="0"/>
+              <w:jc w:val="left"/>
+            </w:pPr>
+            <w:r>
+              <w:rPr>
+                <w:rFonts w:ascii="Times New Roman" w:hAnsi="Times New Roman" w:eastAsia="宋体"/>
+                <w:b w:val="0"/>
+                <w:sz w:val="24"/>
+              </w:rPr>
+              <w:t>XPS 几乎无 Cl 物种；OER 选择性约 98%；表面 OH⁻ 过量近两个数量级</w:t>
+            </w:r>
+          </w:p>
+        </w:tc>
+      </w:tr>
+      <w:tr>
+        <w:tc>
+          <w:tcPr>
+            <w:tcW w:type="dxa" w:w="2822"/>
+          </w:tcPr>
+          <w:p>
+            <w:pPr>
+              <w:ind w:firstLine="0"/>
+              <w:jc w:val="left"/>
+            </w:pPr>
+            <w:r>
+              <w:rPr>
+                <w:rFonts w:ascii="Times New Roman" w:hAnsi="Times New Roman" w:eastAsia="宋体"/>
+                <w:b/>
+                <w:sz w:val="24"/>
+              </w:rPr>
+              <w:t>Results · Revealing the origin of local alkalinity</w:t>
+            </w:r>
+          </w:p>
+        </w:tc>
+        <w:tc>
+          <w:tcPr>
+            <w:tcW w:type="dxa" w:w="2822"/>
+          </w:tcPr>
+          <w:p>
+            <w:pPr>
+              <w:ind w:firstLine="0"/>
+              <w:jc w:val="left"/>
+            </w:pPr>
+            <w:r>
+              <w:rPr>
+                <w:rFonts w:ascii="Times New Roman" w:hAnsi="Times New Roman" w:eastAsia="宋体"/>
+                <w:b/>
+                <w:sz w:val="24"/>
+              </w:rPr>
+              <w:t>p.267</w:t>
+            </w:r>
+          </w:p>
+        </w:tc>
+        <w:tc>
+          <w:tcPr>
+            <w:tcW w:type="dxa" w:w="2822"/>
+          </w:tcPr>
+          <w:p>
+            <w:pPr>
+              <w:ind w:firstLine="0"/>
+              <w:jc w:val="left"/>
+            </w:pPr>
+            <w:r>
+              <w:rPr>
+                <w:rFonts w:ascii="Times New Roman" w:hAnsi="Times New Roman" w:eastAsia="宋体"/>
+                <w:b w:val="0"/>
+                <w:sz w:val="24"/>
+              </w:rPr>
+              <w:t>原位红外：H₂O∗ 谱带随电位向 OH∗ 位移；并提到 ¹⁸O 动力学同位素效应佐证</w:t>
+            </w:r>
+          </w:p>
+        </w:tc>
+      </w:tr>
+      <w:tr>
+        <w:tc>
+          <w:tcPr>
+            <w:tcW w:type="dxa" w:w="2822"/>
+          </w:tcPr>
+          <w:p>
+            <w:pPr>
+              <w:ind w:firstLine="0"/>
+              <w:jc w:val="left"/>
+            </w:pPr>
+            <w:r>
+              <w:rPr>
+                <w:rFonts w:ascii="Times New Roman" w:hAnsi="Times New Roman" w:eastAsia="宋体"/>
+                <w:b/>
+                <w:sz w:val="24"/>
+              </w:rPr>
+              <w:t>Results · Origin of enhanced HER activity and stability</w:t>
+            </w:r>
+          </w:p>
+        </w:tc>
+        <w:tc>
+          <w:tcPr>
+            <w:tcW w:type="dxa" w:w="2822"/>
+          </w:tcPr>
+          <w:p>
+            <w:pPr>
+              <w:ind w:firstLine="0"/>
+              <w:jc w:val="left"/>
+            </w:pPr>
+            <w:r>
+              <w:rPr>
+                <w:rFonts w:ascii="Times New Roman" w:hAnsi="Times New Roman" w:eastAsia="宋体"/>
+                <w:b/>
+                <w:sz w:val="24"/>
+              </w:rPr>
+              <w:t>p.268</w:t>
+            </w:r>
+          </w:p>
+        </w:tc>
+        <w:tc>
+          <w:tcPr>
+            <w:tcW w:type="dxa" w:w="2822"/>
+          </w:tcPr>
+          <w:p>
+            <w:pPr>
+              <w:ind w:firstLine="0"/>
+              <w:jc w:val="left"/>
+            </w:pPr>
+            <w:r>
+              <w:rPr>
+                <w:rFonts w:ascii="Times New Roman" w:hAnsi="Times New Roman" w:eastAsia="宋体"/>
+                <w:b w:val="0"/>
+                <w:sz w:val="24"/>
+              </w:rPr>
+              <w:t xml:space="preserve">DFT：Cr₂O₃ 水解离能垒 </w:t>
+            </w:r>
+            <w:r>
+              <w:rPr>
+                <w:rFonts w:ascii="Times New Roman" w:hAnsi="Times New Roman" w:eastAsia="宋体"/>
+                <w:b/>
+                <w:sz w:val="24"/>
+              </w:rPr>
+              <w:t>0.08 eV</w:t>
+            </w:r>
+            <w:r>
+              <w:rPr>
+                <w:rFonts w:ascii="Times New Roman" w:hAnsi="Times New Roman" w:eastAsia="宋体"/>
+                <w:b w:val="0"/>
+                <w:sz w:val="24"/>
+              </w:rPr>
+              <w:t>；阴极表面 pH 升高促进 HER</w:t>
+            </w:r>
+          </w:p>
+        </w:tc>
+      </w:tr>
+      <w:tr>
+        <w:tc>
+          <w:tcPr>
+            <w:tcW w:type="dxa" w:w="2822"/>
+          </w:tcPr>
+          <w:p>
+            <w:pPr>
+              <w:ind w:firstLine="0"/>
+              <w:jc w:val="left"/>
+            </w:pPr>
+            <w:r>
+              <w:rPr>
+                <w:rFonts w:ascii="Times New Roman" w:hAnsi="Times New Roman" w:eastAsia="宋体"/>
+                <w:b/>
+                <w:sz w:val="24"/>
+              </w:rPr>
+              <w:t>Results · Flow-type natural seawater electrolyser</w:t>
+            </w:r>
+          </w:p>
+        </w:tc>
+        <w:tc>
+          <w:tcPr>
+            <w:tcW w:type="dxa" w:w="2822"/>
+          </w:tcPr>
+          <w:p>
+            <w:pPr>
+              <w:ind w:firstLine="0"/>
+              <w:jc w:val="left"/>
+            </w:pPr>
+            <w:r>
+              <w:rPr>
+                <w:rFonts w:ascii="Times New Roman" w:hAnsi="Times New Roman" w:eastAsia="宋体"/>
+                <w:b/>
+                <w:sz w:val="24"/>
+              </w:rPr>
+              <w:t>pp.268–269</w:t>
+            </w:r>
+          </w:p>
+        </w:tc>
+        <w:tc>
+          <w:tcPr>
+            <w:tcW w:type="dxa" w:w="2822"/>
+          </w:tcPr>
+          <w:p>
+            <w:pPr>
+              <w:ind w:firstLine="0"/>
+              <w:jc w:val="left"/>
+            </w:pPr>
+            <w:r>
+              <w:rPr>
+                <w:rFonts w:ascii="Times New Roman" w:hAnsi="Times New Roman" w:eastAsia="宋体"/>
+                <w:b w:val="0"/>
+                <w:sz w:val="24"/>
+              </w:rPr>
+              <w:t>通液式器件：25 °C/2.33 V → 1.0 A cm⁻²；60 °C/1.87 V → 1.0 A cm⁻²；500 mA cm⁻² &gt;100 h</w:t>
+            </w:r>
+          </w:p>
+        </w:tc>
+      </w:tr>
+      <w:tr>
+        <w:tc>
+          <w:tcPr>
+            <w:tcW w:type="dxa" w:w="2822"/>
+          </w:tcPr>
+          <w:p>
+            <w:pPr>
+              <w:ind w:firstLine="0"/>
+              <w:jc w:val="left"/>
+            </w:pPr>
+            <w:r>
+              <w:rPr>
+                <w:rFonts w:ascii="Times New Roman" w:hAnsi="Times New Roman" w:eastAsia="宋体"/>
+                <w:b w:val="0"/>
+                <w:sz w:val="24"/>
+              </w:rPr>
+              <w:t>Conclusions</w:t>
+            </w:r>
+          </w:p>
+        </w:tc>
+        <w:tc>
+          <w:tcPr>
+            <w:tcW w:type="dxa" w:w="2822"/>
+          </w:tcPr>
+          <w:p>
+            <w:pPr>
+              <w:ind w:firstLine="0"/>
+              <w:jc w:val="left"/>
+            </w:pPr>
+            <w:r>
+              <w:rPr>
+                <w:rFonts w:ascii="Times New Roman" w:hAnsi="Times New Roman" w:eastAsia="宋体"/>
+                <w:b w:val="0"/>
+                <w:sz w:val="24"/>
+              </w:rPr>
+              <w:t>p.269</w:t>
+            </w:r>
+          </w:p>
+        </w:tc>
+        <w:tc>
+          <w:tcPr>
+            <w:tcW w:type="dxa" w:w="2822"/>
+          </w:tcPr>
+          <w:p>
+            <w:pPr>
+              <w:ind w:firstLine="0"/>
+              <w:jc w:val="left"/>
+            </w:pPr>
+            <w:r>
+              <w:rPr>
+                <w:rFonts w:ascii="Times New Roman" w:hAnsi="Times New Roman" w:eastAsia="宋体"/>
+                <w:b w:val="0"/>
+                <w:sz w:val="24"/>
+              </w:rPr>
+              <w:t>总结"局部环境工程"的普适性</w:t>
+            </w:r>
+          </w:p>
+        </w:tc>
+      </w:tr>
+      <w:tr>
+        <w:tc>
+          <w:tcPr>
+            <w:tcW w:type="dxa" w:w="2822"/>
+          </w:tcPr>
+          <w:p>
+            <w:pPr>
+              <w:ind w:firstLine="0"/>
+              <w:jc w:val="left"/>
+            </w:pPr>
+            <w:r>
+              <w:rPr>
+                <w:rFonts w:ascii="Times New Roman" w:hAnsi="Times New Roman" w:eastAsia="宋体"/>
+                <w:b/>
+                <w:sz w:val="24"/>
+              </w:rPr>
+              <w:t>Methods</w:t>
+            </w:r>
+          </w:p>
+        </w:tc>
+        <w:tc>
+          <w:tcPr>
+            <w:tcW w:type="dxa" w:w="2822"/>
+          </w:tcPr>
+          <w:p>
+            <w:pPr>
+              <w:ind w:firstLine="0"/>
+              <w:jc w:val="left"/>
+            </w:pPr>
+            <w:r>
+              <w:rPr>
+                <w:rFonts w:ascii="Times New Roman" w:hAnsi="Times New Roman" w:eastAsia="宋体"/>
+                <w:b/>
+                <w:sz w:val="24"/>
+              </w:rPr>
+              <w:t>pp.269–271</w:t>
+            </w:r>
+          </w:p>
+        </w:tc>
+        <w:tc>
+          <w:tcPr>
+            <w:tcW w:type="dxa" w:w="2822"/>
+          </w:tcPr>
+          <w:p>
+            <w:pPr>
+              <w:ind w:firstLine="0"/>
+              <w:jc w:val="left"/>
+            </w:pPr>
+            <w:r>
+              <w:rPr>
+                <w:rFonts w:ascii="Times New Roman" w:hAnsi="Times New Roman" w:eastAsia="宋体"/>
+                <w:b w:val="0"/>
+                <w:sz w:val="24"/>
+              </w:rPr>
+              <w:t xml:space="preserve">见下方子节表（含 </w:t>
+            </w:r>
+            <w:r>
+              <w:rPr>
+                <w:rFonts w:ascii="Times New Roman" w:hAnsi="Times New Roman" w:eastAsia="宋体"/>
+                <w:b/>
+                <w:sz w:val="24"/>
+              </w:rPr>
+              <w:t>界面 pH 测量法</w:t>
+            </w:r>
+            <w:r>
+              <w:rPr>
+                <w:rFonts w:ascii="Times New Roman" w:hAnsi="Times New Roman" w:eastAsia="宋体"/>
+                <w:b w:val="0"/>
+                <w:sz w:val="24"/>
+              </w:rPr>
+              <w:t>）</w:t>
             </w:r>
           </w:p>
         </w:tc>
@@ -946,539 +949,6 @@
     <w:p/>
     <w:p/>
     <w:p>
-      <w:r>
-        <w:br w:type="page"/>
-      </w:r>
-    </w:p>
-    <w:p>
-      <w:pPr>
-        <w:pStyle w:val="2"/>
-        <w:pageBreakBefore w:val="0"/>
-      </w:pPr>
-      <w:r>
-        <w:rPr>
-          <w:rFonts w:ascii="Times New Roman" w:hAnsi="Times New Roman" w:eastAsia="宋体"/>
-          <w:b/>
-          <w:sz w:val="44"/>
-        </w:rPr>
-        <w:t>🔴 第三优先：**器件级验证与稳定性量化模板**（**pp.269–270**）</w:t>
-      </w:r>
-    </w:p>
-    <w:p>
-      <w:pPr>
-        <w:spacing w:line="360" w:lineRule="auto"/>
-        <w:ind w:left="420"/>
-      </w:pPr>
-      <w:r>
-        <w:rPr>
-          <w:rFonts w:ascii="Times New Roman" w:hAnsi="Times New Roman" w:eastAsia="宋体"/>
-          <w:b w:val="0"/>
-          <w:sz w:val="24"/>
-        </w:rPr>
-        <w:t xml:space="preserve">• </w:t>
-      </w:r>
-      <w:r>
-        <w:rPr>
-          <w:rFonts w:ascii="Times New Roman" w:hAnsi="Times New Roman" w:eastAsia="宋体"/>
-          <w:b w:val="0"/>
-          <w:sz w:val="24"/>
-        </w:rPr>
-        <w:t>通液式单电池参数：9 cm² 电极、膜预处理、喷涂、热压、流速、载量（pp.269–270）</w:t>
-      </w:r>
-    </w:p>
-    <w:p>
-      <w:pPr>
-        <w:spacing w:line="360" w:lineRule="auto"/>
-        <w:ind w:left="420"/>
-      </w:pPr>
-      <w:r>
-        <w:rPr>
-          <w:rFonts w:ascii="Times New Roman" w:hAnsi="Times New Roman" w:eastAsia="宋体"/>
-          <w:b w:val="0"/>
-          <w:sz w:val="24"/>
-        </w:rPr>
-        <w:t xml:space="preserve">• </w:t>
-      </w:r>
-      <w:r>
-        <w:rPr>
-          <w:rFonts w:ascii="Times New Roman" w:hAnsi="Times New Roman" w:eastAsia="宋体"/>
-          <w:b w:val="0"/>
-          <w:sz w:val="24"/>
-        </w:rPr>
-        <w:t>写法："</w:t>
-      </w:r>
-      <w:r>
-        <w:rPr>
-          <w:rFonts w:ascii="Times New Roman" w:hAnsi="Times New Roman" w:eastAsia="宋体"/>
-          <w:b/>
-          <w:sz w:val="24"/>
-        </w:rPr>
-        <w:t>电流密度 — 时长 — 保持率</w:t>
-      </w:r>
-      <w:r>
-        <w:rPr>
-          <w:rFonts w:ascii="Times New Roman" w:hAnsi="Times New Roman" w:eastAsia="宋体"/>
-          <w:b w:val="0"/>
-          <w:sz w:val="24"/>
-        </w:rPr>
-        <w:t xml:space="preserve">"三要素 + </w:t>
-      </w:r>
-      <w:r>
-        <w:rPr>
-          <w:rFonts w:ascii="Times New Roman" w:hAnsi="Times New Roman" w:eastAsia="宋体"/>
-          <w:b/>
-          <w:sz w:val="24"/>
-        </w:rPr>
-        <w:t>法拉第效率</w:t>
-      </w:r>
-      <w:r>
-        <w:rPr>
-          <w:rFonts w:ascii="Times New Roman" w:hAnsi="Times New Roman" w:eastAsia="宋体"/>
-          <w:b w:val="0"/>
-          <w:sz w:val="24"/>
-        </w:rPr>
-        <w:t>（H₂ ≈ 93%、O₂ ≈ 92%，pp.264、269）</w:t>
-      </w:r>
-    </w:p>
-    <w:p>
-      <w:pPr>
-        <w:spacing w:line="360" w:lineRule="auto"/>
-        <w:ind w:left="420"/>
-      </w:pPr>
-      <w:r>
-        <w:rPr>
-          <w:rFonts w:ascii="Times New Roman" w:hAnsi="Times New Roman" w:eastAsia="宋体"/>
-          <w:b w:val="0"/>
-          <w:sz w:val="24"/>
-        </w:rPr>
-        <w:t xml:space="preserve">• </w:t>
-      </w:r>
-      <w:r>
-        <w:rPr>
-          <w:rFonts w:ascii="Times New Roman" w:hAnsi="Times New Roman" w:eastAsia="宋体"/>
-          <w:b w:val="0"/>
-          <w:sz w:val="24"/>
-        </w:rPr>
-        <w:t xml:space="preserve">性能对标：25 °C、2.33 V → </w:t>
-      </w:r>
-      <w:r>
-        <w:rPr>
-          <w:rFonts w:ascii="Times New Roman" w:hAnsi="Times New Roman" w:eastAsia="宋体"/>
-          <w:b/>
-          <w:sz w:val="24"/>
-        </w:rPr>
-        <w:t>1.0 A cm⁻²</w:t>
-      </w:r>
-      <w:r>
-        <w:rPr>
-          <w:rFonts w:ascii="Times New Roman" w:hAnsi="Times New Roman" w:eastAsia="宋体"/>
-          <w:b w:val="0"/>
-          <w:sz w:val="24"/>
-        </w:rPr>
-        <w:t xml:space="preserve">；60 °C 只需 </w:t>
-      </w:r>
-      <w:r>
-        <w:rPr>
-          <w:rFonts w:ascii="Times New Roman" w:hAnsi="Times New Roman" w:eastAsia="宋体"/>
-          <w:b/>
-          <w:sz w:val="24"/>
-        </w:rPr>
-        <w:t>1.87 V</w:t>
-      </w:r>
-      <w:r>
-        <w:rPr>
-          <w:rFonts w:ascii="Times New Roman" w:hAnsi="Times New Roman" w:eastAsia="宋体"/>
-          <w:b w:val="0"/>
-          <w:sz w:val="24"/>
-        </w:rPr>
-        <w:t xml:space="preserve"> → 1.0 A cm⁻²；</w:t>
-      </w:r>
-      <w:r>
-        <w:rPr>
-          <w:rFonts w:ascii="Times New Roman" w:hAnsi="Times New Roman" w:eastAsia="宋体"/>
-          <w:b/>
-          <w:sz w:val="24"/>
-        </w:rPr>
-        <w:t>500 mA cm⁻² 稳定 &gt;100 h</w:t>
-      </w:r>
-    </w:p>
-    <w:p/>
-    <w:p>
-      <w:r>
-        <w:br w:type="page"/>
-      </w:r>
-    </w:p>
-    <w:p>
-      <w:pPr>
-        <w:pStyle w:val="2"/>
-        <w:pageBreakBefore w:val="0"/>
-      </w:pPr>
-      <w:r>
-        <w:rPr>
-          <w:rFonts w:ascii="Times New Roman" w:hAnsi="Times New Roman" w:eastAsia="宋体"/>
-          <w:b/>
-          <w:sz w:val="44"/>
-        </w:rPr>
-        <w:t>🟡 支撑数据（pre 里可能引用）</w:t>
-      </w:r>
-    </w:p>
-    <w:p>
-      <w:pPr>
-        <w:spacing w:line="360" w:lineRule="auto"/>
-        <w:ind w:left="420"/>
-      </w:pPr>
-      <w:r>
-        <w:rPr>
-          <w:rFonts w:ascii="Times New Roman" w:hAnsi="Times New Roman" w:eastAsia="宋体"/>
-          <w:b w:val="0"/>
-          <w:sz w:val="24"/>
-        </w:rPr>
-        <w:t xml:space="preserve">• </w:t>
-      </w:r>
-      <w:r>
-        <w:rPr>
-          <w:rFonts w:ascii="Times New Roman" w:hAnsi="Times New Roman" w:eastAsia="宋体"/>
-          <w:b w:val="0"/>
-          <w:sz w:val="24"/>
-        </w:rPr>
-        <w:t xml:space="preserve">自然海水（未碱化/未酸化，仅过滤）：Cr₂O₃-CoOₓ 在 </w:t>
-      </w:r>
-      <w:r>
-        <w:rPr>
-          <w:rFonts w:ascii="Times New Roman" w:hAnsi="Times New Roman" w:eastAsia="宋体"/>
-          <w:b/>
-          <w:sz w:val="24"/>
-        </w:rPr>
-        <w:t>1.89 V → 150 mA cm⁻²</w:t>
-      </w:r>
-      <w:r>
-        <w:rPr>
-          <w:rFonts w:ascii="Times New Roman" w:hAnsi="Times New Roman" w:eastAsia="宋体"/>
-          <w:b w:val="0"/>
-          <w:sz w:val="24"/>
-        </w:rPr>
-        <w:t>、</w:t>
-      </w:r>
-      <w:r>
-        <w:rPr>
-          <w:rFonts w:ascii="Times New Roman" w:hAnsi="Times New Roman" w:eastAsia="宋体"/>
-          <w:b/>
-          <w:sz w:val="24"/>
-        </w:rPr>
-        <w:t>1.99 V → 400 mA cm⁻²</w:t>
-      </w:r>
-      <w:r>
-        <w:rPr>
-          <w:rFonts w:ascii="Times New Roman" w:hAnsi="Times New Roman" w:eastAsia="宋体"/>
-          <w:b w:val="0"/>
-          <w:sz w:val="24"/>
-        </w:rPr>
-        <w:t>（75% iR 补偿）；</w:t>
-      </w:r>
-      <w:r>
-        <w:rPr>
-          <w:rFonts w:ascii="Times New Roman" w:hAnsi="Times New Roman" w:eastAsia="宋体"/>
-          <w:b/>
-          <w:sz w:val="24"/>
-        </w:rPr>
-        <w:t>1.80 V 稳定 &gt;200 h</w:t>
-      </w:r>
-      <w:r>
-        <w:rPr>
-          <w:rFonts w:ascii="Times New Roman" w:hAnsi="Times New Roman" w:eastAsia="宋体"/>
-          <w:b w:val="0"/>
-          <w:sz w:val="24"/>
-        </w:rPr>
-        <w:t>（p.266）</w:t>
-      </w:r>
-    </w:p>
-    <w:p>
-      <w:pPr>
-        <w:spacing w:line="360" w:lineRule="auto"/>
-        <w:ind w:left="420"/>
-      </w:pPr>
-      <w:r>
-        <w:rPr>
-          <w:rFonts w:ascii="Times New Roman" w:hAnsi="Times New Roman" w:eastAsia="宋体"/>
-          <w:b w:val="0"/>
-          <w:sz w:val="24"/>
-        </w:rPr>
-        <w:t xml:space="preserve">• </w:t>
-      </w:r>
-      <w:r>
-        <w:rPr>
-          <w:rFonts w:ascii="Times New Roman" w:hAnsi="Times New Roman" w:eastAsia="宋体"/>
-          <w:b w:val="0"/>
-          <w:sz w:val="24"/>
-        </w:rPr>
-        <w:t>对照 CoOₓ：碱化海水中 100 h 衰减约 47%；自然海水中 50 h 内电流几乎归零（p.265）</w:t>
-      </w:r>
-    </w:p>
-    <w:p>
-      <w:pPr>
-        <w:spacing w:line="360" w:lineRule="auto"/>
-        <w:ind w:left="420"/>
-      </w:pPr>
-      <w:r>
-        <w:rPr>
-          <w:rFonts w:ascii="Times New Roman" w:hAnsi="Times New Roman" w:eastAsia="宋体"/>
-          <w:b w:val="0"/>
-          <w:sz w:val="24"/>
-        </w:rPr>
-        <w:t xml:space="preserve">• </w:t>
-      </w:r>
-      <w:r>
-        <w:rPr>
-          <w:rFonts w:ascii="Times New Roman" w:hAnsi="Times New Roman" w:eastAsia="宋体"/>
-          <w:b/>
-          <w:sz w:val="24"/>
-        </w:rPr>
-        <w:t>同一策略对 MnOₓ 也有效</w:t>
-      </w:r>
-      <w:r>
-        <w:rPr>
-          <w:rFonts w:ascii="Times New Roman" w:hAnsi="Times New Roman" w:eastAsia="宋体"/>
-          <w:b w:val="0"/>
-          <w:sz w:val="24"/>
-        </w:rPr>
-        <w:t>：Cr₂O₃-MnOₓ 活性显著高于原始 MnOₓ（pp.266、270）→ 与你课题相关，但</w:t>
-      </w:r>
-      <w:r>
-        <w:rPr>
-          <w:rFonts w:ascii="Times New Roman" w:hAnsi="Times New Roman" w:eastAsia="宋体"/>
-          <w:b/>
-          <w:sz w:val="24"/>
-        </w:rPr>
-        <w:t>酸性需重新验证</w:t>
-      </w:r>
-    </w:p>
-    <w:p/>
-    <w:p>
-      <w:r>
-        <w:br w:type="page"/>
-      </w:r>
-    </w:p>
-    <w:p>
-      <w:pPr>
-        <w:pStyle w:val="2"/>
-        <w:pageBreakBefore w:val="0"/>
-      </w:pPr>
-      <w:r>
-        <w:rPr>
-          <w:rFonts w:ascii="Times New Roman" w:hAnsi="Times New Roman" w:eastAsia="宋体"/>
-          <w:b/>
-          <w:sz w:val="44"/>
-        </w:rPr>
-        <w:t>⚠️ 边界条件（必须写进 pre 的"局限"，这是加分点）</w:t>
-      </w:r>
-    </w:p>
-    <w:p>
-      <w:pPr>
-        <w:spacing w:line="360" w:lineRule="auto"/>
-        <w:ind w:left="420"/>
-      </w:pPr>
-      <w:r>
-        <w:rPr>
-          <w:rFonts w:ascii="Times New Roman" w:hAnsi="Times New Roman" w:eastAsia="宋体"/>
-          <w:b w:val="0"/>
-          <w:sz w:val="24"/>
-        </w:rPr>
-        <w:t xml:space="preserve">1. </w:t>
-      </w:r>
-      <w:r>
-        <w:rPr>
-          <w:rFonts w:ascii="Times New Roman" w:hAnsi="Times New Roman" w:eastAsia="宋体"/>
-          <w:b/>
-          <w:sz w:val="24"/>
-        </w:rPr>
-        <w:t>机制不可照搬</w:t>
-      </w:r>
-      <w:r>
-        <w:rPr>
-          <w:rFonts w:ascii="Times New Roman" w:hAnsi="Times New Roman" w:eastAsia="宋体"/>
-          <w:b w:val="0"/>
-          <w:sz w:val="24"/>
-        </w:rPr>
-        <w:t xml:space="preserve">：Cr³⁺ 的 </w:t>
-      </w:r>
-      <w:r>
-        <w:rPr>
-          <w:rFonts w:ascii="Times New Roman" w:hAnsi="Times New Roman" w:eastAsia="宋体"/>
-          <w:b/>
-          <w:sz w:val="24"/>
-        </w:rPr>
-        <w:t>pKa 仅 2.05</w:t>
-      </w:r>
-      <w:r>
-        <w:rPr>
-          <w:rFonts w:ascii="Times New Roman" w:hAnsi="Times New Roman" w:eastAsia="宋体"/>
-          <w:b w:val="0"/>
-          <w:sz w:val="24"/>
-        </w:rPr>
-        <w:t xml:space="preserve">，pH&lt;2 时极易以离子态存在 → </w:t>
-      </w:r>
-      <w:r>
-        <w:rPr>
-          <w:rFonts w:ascii="Times New Roman" w:hAnsi="Times New Roman" w:eastAsia="宋体"/>
-          <w:b/>
-          <w:sz w:val="24"/>
-        </w:rPr>
-        <w:t>"靠硬酸阳离子劈水造局部碱性"在强酸中不成立</w:t>
-      </w:r>
-      <w:r>
-        <w:rPr>
-          <w:rFonts w:ascii="Times New Roman" w:hAnsi="Times New Roman" w:eastAsia="宋体"/>
-          <w:b w:val="0"/>
-          <w:sz w:val="24"/>
-        </w:rPr>
-        <w:t>（p.265 + R1）。</w:t>
-      </w:r>
-    </w:p>
-    <w:p>
-      <w:pPr>
-        <w:spacing w:line="360" w:lineRule="auto"/>
-        <w:ind w:left="420"/>
-      </w:pPr>
-      <w:r>
-        <w:rPr>
-          <w:rFonts w:ascii="Times New Roman" w:hAnsi="Times New Roman" w:eastAsia="宋体"/>
-          <w:b w:val="0"/>
-          <w:sz w:val="24"/>
-        </w:rPr>
-        <w:t xml:space="preserve">2. </w:t>
-      </w:r>
-      <w:r>
-        <w:rPr>
-          <w:rFonts w:ascii="Times New Roman" w:hAnsi="Times New Roman" w:eastAsia="宋体"/>
-          <w:b/>
-          <w:sz w:val="24"/>
-        </w:rPr>
-        <w:t>范式差异</w:t>
-      </w:r>
-      <w:r>
-        <w:rPr>
-          <w:rFonts w:ascii="Times New Roman" w:hAnsi="Times New Roman" w:eastAsia="宋体"/>
-          <w:b w:val="0"/>
-          <w:sz w:val="24"/>
-        </w:rPr>
-        <w:t xml:space="preserve">：Cr₂O₃ = </w:t>
-      </w:r>
-      <w:r>
-        <w:rPr>
-          <w:rFonts w:ascii="Times New Roman" w:hAnsi="Times New Roman" w:eastAsia="宋体"/>
-          <w:b/>
-          <w:sz w:val="24"/>
-        </w:rPr>
-        <w:t>惰性屏障型</w:t>
-      </w:r>
-      <w:r>
-        <w:rPr>
-          <w:rFonts w:ascii="Times New Roman" w:hAnsi="Times New Roman" w:eastAsia="宋体"/>
-          <w:b w:val="0"/>
-          <w:sz w:val="24"/>
-        </w:rPr>
-        <w:t xml:space="preserve">（稳定但不参与反应）；你的 </w:t>
-      </w:r>
-      <w:r>
-        <w:rPr>
-          <w:rFonts w:ascii="Times New Roman" w:hAnsi="Times New Roman" w:eastAsia="宋体"/>
-          <w:b/>
-          <w:sz w:val="24"/>
-        </w:rPr>
-        <w:t>MnO₂ = 氧化还原缓冲型</w:t>
-      </w:r>
-      <w:r>
-        <w:rPr>
-          <w:rFonts w:ascii="Times New Roman" w:hAnsi="Times New Roman" w:eastAsia="宋体"/>
-          <w:b w:val="0"/>
-          <w:sz w:val="24"/>
-        </w:rPr>
-        <w:t xml:space="preserve">（Mn⁴⁺/Mn³⁺ 可逆变价，通过"接住/回供电子"抑制 Ru 达到易溶高价态）→ </w:t>
-      </w:r>
-      <w:r>
-        <w:rPr>
-          <w:rFonts w:ascii="Times New Roman" w:hAnsi="Times New Roman" w:eastAsia="宋体"/>
-          <w:b/>
-          <w:sz w:val="24"/>
-        </w:rPr>
-        <w:t>"Cr₂O₃ 稳定但不参与，MnO₂ 参与但需自身稳定"</w:t>
-      </w:r>
-      <w:r>
-        <w:rPr>
-          <w:rFonts w:ascii="Times New Roman" w:hAnsi="Times New Roman" w:eastAsia="宋体"/>
-          <w:b w:val="0"/>
-          <w:sz w:val="24"/>
-        </w:rPr>
-        <w:t>（R2）。</w:t>
-      </w:r>
-    </w:p>
-    <w:p>
-      <w:pPr>
-        <w:spacing w:line="360" w:lineRule="auto"/>
-        <w:ind w:left="420"/>
-      </w:pPr>
-      <w:r>
-        <w:rPr>
-          <w:rFonts w:ascii="Times New Roman" w:hAnsi="Times New Roman" w:eastAsia="宋体"/>
-          <w:b w:val="0"/>
-          <w:sz w:val="24"/>
-        </w:rPr>
-        <w:t xml:space="preserve">3. </w:t>
-      </w:r>
-      <w:r>
-        <w:rPr>
-          <w:rFonts w:ascii="Times New Roman" w:hAnsi="Times New Roman" w:eastAsia="宋体"/>
-          <w:b/>
-          <w:sz w:val="24"/>
-        </w:rPr>
-        <w:t>稳定性判据不同</w:t>
-      </w:r>
-      <w:r>
-        <w:rPr>
-          <w:rFonts w:ascii="Times New Roman" w:hAnsi="Times New Roman" w:eastAsia="宋体"/>
-          <w:b w:val="0"/>
-          <w:sz w:val="24"/>
-        </w:rPr>
-        <w:t>：本文用衰减率/保持率，</w:t>
-      </w:r>
-      <w:r>
-        <w:rPr>
-          <w:rFonts w:ascii="Times New Roman" w:hAnsi="Times New Roman" w:eastAsia="宋体"/>
-          <w:b/>
-          <w:sz w:val="24"/>
-        </w:rPr>
-        <w:t>无 ICP 溶出定量、无 S-number</w:t>
-      </w:r>
-      <w:r>
-        <w:rPr>
-          <w:rFonts w:ascii="Times New Roman" w:hAnsi="Times New Roman" w:eastAsia="宋体"/>
-          <w:b w:val="0"/>
-          <w:sz w:val="24"/>
-        </w:rPr>
-        <w:t xml:space="preserve"> → 你的酸性体系必须补（这也是两篇综述共同的缺口）。</w:t>
-      </w:r>
-    </w:p>
-    <w:p/>
-    <w:p>
-      <w:r>
-        <w:br w:type="page"/>
-      </w:r>
-    </w:p>
-    <w:p>
-      <w:pPr>
-        <w:pStyle w:val="2"/>
-        <w:pageBreakBefore w:val="0"/>
-      </w:pPr>
-      <w:r>
-        <w:rPr>
-          <w:rFonts w:ascii="Times New Roman" w:hAnsi="Times New Roman" w:eastAsia="宋体"/>
-          <w:b/>
-          <w:sz w:val="44"/>
-        </w:rPr>
-        <w:t>🧭 读的时候带着这 5 个问题</w:t>
-      </w:r>
-    </w:p>
-    <w:p>
       <w:pPr>
         <w:spacing w:line="360" w:lineRule="auto"/>
         <w:ind w:firstLine="420"/>
@@ -1486,38 +956,18 @@
       <w:r>
         <w:rPr>
           <w:rFonts w:ascii="Times New Roman" w:hAnsi="Times New Roman" w:eastAsia="宋体"/>
-          <w:b w:val="0"/>
-          <w:sz w:val="24"/>
-        </w:rPr>
-        <w:t xml:space="preserve">见同目录 </w:t>
-      </w:r>
-      <w:r>
-        <w:rPr>
-          <w:rFonts w:ascii="Consolas" w:hAnsi="Consolas" w:eastAsia="Consolas"/>
-          <w:sz w:val="24"/>
-          <w:shd w:fill="F0F0F0"/>
-        </w:rPr>
-        <w:t>01-五个问题与标准答案.md</w:t>
-      </w:r>
-    </w:p>
-    <w:p/>
-    <w:p>
-      <w:r>
-        <w:br w:type="page"/>
-      </w:r>
-    </w:p>
-    <w:p>
-      <w:pPr>
-        <w:pStyle w:val="2"/>
-        <w:pageBreakBefore w:val="0"/>
-      </w:pPr>
-      <w:r>
-        <w:rPr>
-          <w:rFonts w:ascii="Times New Roman" w:hAnsi="Times New Roman" w:eastAsia="宋体"/>
-          <w:b/>
-          <w:sz w:val="44"/>
-        </w:rPr>
-        <w:t>🎯 对 9.24 pre 的用处</w:t>
+          <w:b/>
+          <w:sz w:val="24"/>
+        </w:rPr>
+        <w:t>Methods 子节（做实验时直接翻这几页）</w:t>
+      </w:r>
+      <w:r>
+        <w:rPr>
+          <w:rFonts w:ascii="Times New Roman" w:hAnsi="Times New Roman" w:eastAsia="宋体"/>
+          <w:b w:val="0"/>
+          <w:sz w:val="24"/>
+        </w:rPr>
+        <w:t>：</w:t>
       </w:r>
     </w:p>
     <w:tbl>
@@ -1528,13 +978,14 @@
         <w:tblLook w:firstColumn="1" w:firstRow="1" w:lastColumn="0" w:lastRow="0" w:noHBand="0" w:noVBand="1" w:val="04A0"/>
       </w:tblPr>
       <w:tblGrid>
-        <w:gridCol w:w="4232"/>
-        <w:gridCol w:w="4232"/>
+        <w:gridCol w:w="2822"/>
+        <w:gridCol w:w="2822"/>
+        <w:gridCol w:w="2822"/>
       </w:tblGrid>
       <w:tr>
         <w:tc>
           <w:tcPr>
-            <w:tcW w:type="dxa" w:w="1054"/>
+            <w:tcW w:type="dxa" w:w="2470"/>
             <w:shd w:fill="D9D9D9"/>
           </w:tcPr>
           <w:p>
@@ -1548,13 +999,13 @@
                 <w:b w:val="0"/>
                 <w:sz w:val="20"/>
               </w:rPr>
-              <w:t>PPT 页</w:t>
-            </w:r>
-          </w:p>
-        </w:tc>
-        <w:tc>
-          <w:tcPr>
-            <w:tcW w:type="dxa" w:w="7409"/>
+              <w:t>子节</w:t>
+            </w:r>
+          </w:p>
+        </w:tc>
+        <w:tc>
+          <w:tcPr>
+            <w:tcW w:type="dxa" w:w="525"/>
             <w:shd w:fill="D9D9D9"/>
           </w:tcPr>
           <w:p>
@@ -1568,7 +1019,27 @@
                 <w:b w:val="0"/>
                 <w:sz w:val="20"/>
               </w:rPr>
-              <w:t>用它的什么</w:t>
+              <w:t>页</w:t>
+            </w:r>
+          </w:p>
+        </w:tc>
+        <w:tc>
+          <w:tcPr>
+            <w:tcW w:type="dxa" w:w="5467"/>
+            <w:shd w:fill="D9D9D9"/>
+          </w:tcPr>
+          <w:p>
+            <w:pPr>
+              <w:ind w:firstLine="0"/>
+              <w:jc w:val="center"/>
+            </w:pPr>
+            <w:r>
+              <w:rPr>
+                <w:rFonts w:ascii="Times New Roman" w:hAnsi="Times New Roman" w:eastAsia="宋体"/>
+                <w:b w:val="0"/>
+                <w:sz w:val="20"/>
+              </w:rPr>
+              <w:t>用途</w:t>
             </w:r>
           </w:p>
         </w:tc>
@@ -1576,47 +1047,66 @@
       <w:tr>
         <w:tc>
           <w:tcPr>
-            <w:tcW w:type="dxa" w:w="4232"/>
-          </w:tcPr>
-          <w:p>
-            <w:pPr>
-              <w:ind w:firstLine="0"/>
-              <w:jc w:val="left"/>
-            </w:pPr>
+            <w:tcW w:type="dxa" w:w="2822"/>
+          </w:tcPr>
+          <w:p>
+            <w:pPr>
+              <w:ind w:firstLine="0"/>
+              <w:jc w:val="left"/>
+            </w:pPr>
+            <w:r>
+              <w:rPr>
+                <w:rFonts w:ascii="Times New Roman" w:hAnsi="Times New Roman" w:eastAsia="宋体"/>
+                <w:b w:val="0"/>
+                <w:sz w:val="24"/>
+              </w:rPr>
+              <w:t>Materials synthesis</w:t>
+            </w:r>
+          </w:p>
+        </w:tc>
+        <w:tc>
+          <w:tcPr>
+            <w:tcW w:type="dxa" w:w="2822"/>
+          </w:tcPr>
+          <w:p>
+            <w:pPr>
+              <w:ind w:firstLine="0"/>
+              <w:jc w:val="left"/>
+            </w:pPr>
+            <w:r>
+              <w:rPr>
+                <w:rFonts w:ascii="Times New Roman" w:hAnsi="Times New Roman" w:eastAsia="宋体"/>
+                <w:b w:val="0"/>
+                <w:sz w:val="24"/>
+              </w:rPr>
+              <w:t>pp.269–270</w:t>
+            </w:r>
+          </w:p>
+        </w:tc>
+        <w:tc>
+          <w:tcPr>
+            <w:tcW w:type="dxa" w:w="2822"/>
+          </w:tcPr>
+          <w:p>
+            <w:pPr>
+              <w:ind w:firstLine="0"/>
+              <w:jc w:val="left"/>
+            </w:pPr>
+            <w:r>
+              <w:rPr>
+                <w:rFonts w:ascii="Times New Roman" w:hAnsi="Times New Roman" w:eastAsia="宋体"/>
+                <w:b w:val="0"/>
+                <w:sz w:val="24"/>
+              </w:rPr>
+              <w:t>CrₓOᵧ-CoOₓ 系列（0.02/0.04/0.10/0.15/0.20 M Cr(NO₃)₃）；</w:t>
+            </w:r>
             <w:r>
               <w:rPr>
                 <w:rFonts w:ascii="Times New Roman" w:hAnsi="Times New Roman" w:eastAsia="宋体"/>
                 <w:b/>
                 <w:sz w:val="24"/>
               </w:rPr>
-              <w:t>P7</w:t>
-            </w:r>
-            <w:r>
-              <w:rPr>
-                <w:rFonts w:ascii="Times New Roman" w:hAnsi="Times New Roman" w:eastAsia="宋体"/>
-                <w:b w:val="0"/>
-                <w:sz w:val="24"/>
-              </w:rPr>
-              <w:t xml:space="preserve"> Risk</w:t>
-            </w:r>
-          </w:p>
-        </w:tc>
-        <w:tc>
-          <w:tcPr>
-            <w:tcW w:type="dxa" w:w="4232"/>
-          </w:tcPr>
-          <w:p>
-            <w:pPr>
-              <w:ind w:firstLine="0"/>
-              <w:jc w:val="left"/>
-            </w:pPr>
-            <w:r>
-              <w:rPr>
-                <w:rFonts w:ascii="Times New Roman" w:hAnsi="Times New Roman" w:eastAsia="宋体"/>
-                <w:b w:val="0"/>
-                <w:sz w:val="24"/>
-              </w:rPr>
-              <w:t>"局部位点周围的环境（pH/离子/中间体覆盖）决定稳定性"这一框架，用来支撑"在 Ru 位点外包一层能劈水/捕获中间体的氧化物"的假设（R2）</w:t>
+              <w:t>NiOₓ、MnOₓ、Cr₂O₃-NiOₓ、Cr₂O₃-MnOₓ、TiO₂-CoOₓ 同法制备</w:t>
             </w:r>
           </w:p>
         </w:tc>
@@ -1624,47 +1114,58 @@
       <w:tr>
         <w:tc>
           <w:tcPr>
-            <w:tcW w:type="dxa" w:w="4232"/>
-          </w:tcPr>
-          <w:p>
-            <w:pPr>
-              <w:ind w:firstLine="0"/>
-              <w:jc w:val="left"/>
-            </w:pPr>
-            <w:r>
-              <w:rPr>
-                <w:rFonts w:ascii="Times New Roman" w:hAnsi="Times New Roman" w:eastAsia="宋体"/>
-                <w:b/>
-                <w:sz w:val="24"/>
-              </w:rPr>
-              <w:t>P9/P10</w:t>
-            </w:r>
-            <w:r>
-              <w:rPr>
-                <w:rFonts w:ascii="Times New Roman" w:hAnsi="Times New Roman" w:eastAsia="宋体"/>
-                <w:b w:val="0"/>
-                <w:sz w:val="24"/>
-              </w:rPr>
-              <w:t xml:space="preserve"> 实验计划</w:t>
-            </w:r>
-          </w:p>
-        </w:tc>
-        <w:tc>
-          <w:tcPr>
-            <w:tcW w:type="dxa" w:w="4232"/>
-          </w:tcPr>
-          <w:p>
-            <w:pPr>
-              <w:ind w:firstLine="0"/>
-              <w:jc w:val="left"/>
-            </w:pPr>
-            <w:r>
-              <w:rPr>
-                <w:rFonts w:ascii="Times New Roman" w:hAnsi="Times New Roman" w:eastAsia="宋体"/>
-                <w:b w:val="0"/>
-                <w:sz w:val="24"/>
-              </w:rPr>
-              <w:t>界面 pH 定量（RRDE）、¹⁸O KIE 判路径、反应后 XRD/XPS 相分析——三项都能进你的表征清单</w:t>
+            <w:tcW w:type="dxa" w:w="2822"/>
+          </w:tcPr>
+          <w:p>
+            <w:pPr>
+              <w:ind w:firstLine="0"/>
+              <w:jc w:val="left"/>
+            </w:pPr>
+            <w:r>
+              <w:rPr>
+                <w:rFonts w:ascii="Times New Roman" w:hAnsi="Times New Roman" w:eastAsia="宋体"/>
+                <w:b w:val="0"/>
+                <w:sz w:val="24"/>
+              </w:rPr>
+              <w:t>Materials characterization</w:t>
+            </w:r>
+          </w:p>
+        </w:tc>
+        <w:tc>
+          <w:tcPr>
+            <w:tcW w:type="dxa" w:w="2822"/>
+          </w:tcPr>
+          <w:p>
+            <w:pPr>
+              <w:ind w:firstLine="0"/>
+              <w:jc w:val="left"/>
+            </w:pPr>
+            <w:r>
+              <w:rPr>
+                <w:rFonts w:ascii="Times New Roman" w:hAnsi="Times New Roman" w:eastAsia="宋体"/>
+                <w:b w:val="0"/>
+                <w:sz w:val="24"/>
+              </w:rPr>
+              <w:t>p.270</w:t>
+            </w:r>
+          </w:p>
+        </w:tc>
+        <w:tc>
+          <w:tcPr>
+            <w:tcW w:type="dxa" w:w="2822"/>
+          </w:tcPr>
+          <w:p>
+            <w:pPr>
+              <w:ind w:firstLine="0"/>
+              <w:jc w:val="left"/>
+            </w:pPr>
+            <w:r>
+              <w:rPr>
+                <w:rFonts w:ascii="Times New Roman" w:hAnsi="Times New Roman" w:eastAsia="宋体"/>
+                <w:b w:val="0"/>
+                <w:sz w:val="24"/>
+              </w:rPr>
+              <w:t>XRD/XPS/SEM 等</w:t>
             </w:r>
           </w:p>
         </w:tc>
@@ -1672,47 +1173,58 @@
       <w:tr>
         <w:tc>
           <w:tcPr>
-            <w:tcW w:type="dxa" w:w="4232"/>
-          </w:tcPr>
-          <w:p>
-            <w:pPr>
-              <w:ind w:firstLine="0"/>
-              <w:jc w:val="left"/>
-            </w:pPr>
-            <w:r>
-              <w:rPr>
-                <w:rFonts w:ascii="Times New Roman" w:hAnsi="Times New Roman" w:eastAsia="宋体"/>
-                <w:b/>
-                <w:sz w:val="24"/>
-              </w:rPr>
-              <w:t>P10</w:t>
-            </w:r>
-            <w:r>
-              <w:rPr>
-                <w:rFonts w:ascii="Times New Roman" w:hAnsi="Times New Roman" w:eastAsia="宋体"/>
-                <w:b w:val="0"/>
-                <w:sz w:val="24"/>
-              </w:rPr>
-              <w:t xml:space="preserve"> 器件级验证</w:t>
-            </w:r>
-          </w:p>
-        </w:tc>
-        <w:tc>
-          <w:tcPr>
-            <w:tcW w:type="dxa" w:w="4232"/>
-          </w:tcPr>
-          <w:p>
-            <w:pPr>
-              <w:ind w:firstLine="0"/>
-              <w:jc w:val="left"/>
-            </w:pPr>
-            <w:r>
-              <w:rPr>
-                <w:rFonts w:ascii="Times New Roman" w:hAnsi="Times New Roman" w:eastAsia="宋体"/>
-                <w:b w:val="0"/>
-                <w:sz w:val="24"/>
-              </w:rPr>
-              <w:t>"电流密度—时长—保持率 + 法拉第效率"的写法模板</w:t>
+            <w:tcW w:type="dxa" w:w="2822"/>
+          </w:tcPr>
+          <w:p>
+            <w:pPr>
+              <w:ind w:firstLine="0"/>
+              <w:jc w:val="left"/>
+            </w:pPr>
+            <w:r>
+              <w:rPr>
+                <w:rFonts w:ascii="Times New Roman" w:hAnsi="Times New Roman" w:eastAsia="宋体"/>
+                <w:b w:val="0"/>
+                <w:sz w:val="24"/>
+              </w:rPr>
+              <w:t>Seawater electrolysis</w:t>
+            </w:r>
+          </w:p>
+        </w:tc>
+        <w:tc>
+          <w:tcPr>
+            <w:tcW w:type="dxa" w:w="2822"/>
+          </w:tcPr>
+          <w:p>
+            <w:pPr>
+              <w:ind w:firstLine="0"/>
+              <w:jc w:val="left"/>
+            </w:pPr>
+            <w:r>
+              <w:rPr>
+                <w:rFonts w:ascii="Times New Roman" w:hAnsi="Times New Roman" w:eastAsia="宋体"/>
+                <w:b w:val="0"/>
+                <w:sz w:val="24"/>
+              </w:rPr>
+              <w:t>p.270</w:t>
+            </w:r>
+          </w:p>
+        </w:tc>
+        <w:tc>
+          <w:tcPr>
+            <w:tcW w:type="dxa" w:w="2822"/>
+          </w:tcPr>
+          <w:p>
+            <w:pPr>
+              <w:ind w:firstLine="0"/>
+              <w:jc w:val="left"/>
+            </w:pPr>
+            <w:r>
+              <w:rPr>
+                <w:rFonts w:ascii="Times New Roman" w:hAnsi="Times New Roman" w:eastAsia="宋体"/>
+                <w:b w:val="0"/>
+                <w:sz w:val="24"/>
+              </w:rPr>
+              <w:t>三电极测试条件</w:t>
             </w:r>
           </w:p>
         </w:tc>
@@ -1720,55 +1232,302 @@
       <w:tr>
         <w:tc>
           <w:tcPr>
-            <w:tcW w:type="dxa" w:w="4232"/>
-          </w:tcPr>
-          <w:p>
-            <w:pPr>
-              <w:ind w:firstLine="0"/>
-              <w:jc w:val="left"/>
-            </w:pPr>
+            <w:tcW w:type="dxa" w:w="2822"/>
+          </w:tcPr>
+          <w:p>
+            <w:pPr>
+              <w:ind w:firstLine="0"/>
+              <w:jc w:val="left"/>
+            </w:pPr>
+            <w:r>
+              <w:rPr>
+                <w:rFonts w:ascii="Times New Roman" w:hAnsi="Times New Roman" w:eastAsia="宋体"/>
+                <w:b w:val="0"/>
+                <w:sz w:val="24"/>
+              </w:rPr>
+              <w:t xml:space="preserve">⭐ </w:t>
+            </w:r>
             <w:r>
               <w:rPr>
                 <w:rFonts w:ascii="Times New Roman" w:hAnsi="Times New Roman" w:eastAsia="宋体"/>
                 <w:b/>
                 <w:sz w:val="24"/>
               </w:rPr>
-              <w:t>Q&amp;A 备答</w:t>
-            </w:r>
-          </w:p>
-        </w:tc>
-        <w:tc>
-          <w:tcPr>
-            <w:tcW w:type="dxa" w:w="4232"/>
-          </w:tcPr>
-          <w:p>
-            <w:pPr>
-              <w:ind w:firstLine="0"/>
-              <w:jc w:val="left"/>
-            </w:pPr>
-            <w:r>
-              <w:rPr>
-                <w:rFonts w:ascii="Times New Roman" w:hAnsi="Times New Roman" w:eastAsia="宋体"/>
-                <w:b w:val="0"/>
-                <w:sz w:val="24"/>
-              </w:rPr>
-              <w:t xml:space="preserve">若被问"局部环境怎么影响稳定性"→ 用本文的界面 pH ≈14 与选择性 ~98% 举例；若被问"能不能照搬到酸性"→ 直接答 </w:t>
-            </w:r>
+              <w:t>Measurement of pH on the catalyst surface</w:t>
+            </w:r>
+          </w:p>
+        </w:tc>
+        <w:tc>
+          <w:tcPr>
+            <w:tcW w:type="dxa" w:w="2822"/>
+          </w:tcPr>
+          <w:p>
+            <w:pPr>
+              <w:ind w:firstLine="0"/>
+              <w:jc w:val="left"/>
+            </w:pPr>
             <w:r>
               <w:rPr>
                 <w:rFonts w:ascii="Times New Roman" w:hAnsi="Times New Roman" w:eastAsia="宋体"/>
                 <w:b/>
                 <w:sz w:val="24"/>
               </w:rPr>
-              <w:t>Cr³⁺ pKa 2.05 不成立</w:t>
-            </w:r>
-            <w:r>
-              <w:rPr>
-                <w:rFonts w:ascii="Times New Roman" w:hAnsi="Times New Roman" w:eastAsia="宋体"/>
-                <w:b w:val="0"/>
-                <w:sz w:val="24"/>
-              </w:rPr>
-              <w:t>，显示你读透了边界</w:t>
+              <w:t>p.270</w:t>
+            </w:r>
+          </w:p>
+        </w:tc>
+        <w:tc>
+          <w:tcPr>
+            <w:tcW w:type="dxa" w:w="2822"/>
+          </w:tcPr>
+          <w:p>
+            <w:pPr>
+              <w:ind w:firstLine="0"/>
+              <w:jc w:val="left"/>
+            </w:pPr>
+            <w:r>
+              <w:rPr>
+                <w:rFonts w:ascii="Times New Roman" w:hAnsi="Times New Roman" w:eastAsia="宋体"/>
+                <w:b/>
+                <w:sz w:val="24"/>
+              </w:rPr>
+              <w:t>IrO₂ 修饰 RRDE 的界面 pH 定量法（含标定与收集效率 N_D = 0.37）</w:t>
+            </w:r>
+          </w:p>
+        </w:tc>
+      </w:tr>
+      <w:tr>
+        <w:tc>
+          <w:tcPr>
+            <w:tcW w:type="dxa" w:w="2822"/>
+          </w:tcPr>
+          <w:p>
+            <w:pPr>
+              <w:ind w:firstLine="0"/>
+              <w:jc w:val="left"/>
+            </w:pPr>
+            <w:r>
+              <w:rPr>
+                <w:rFonts w:ascii="Times New Roman" w:hAnsi="Times New Roman" w:eastAsia="宋体"/>
+                <w:b w:val="0"/>
+                <w:sz w:val="24"/>
+              </w:rPr>
+              <w:t>In situ IR spectroscopy</w:t>
+            </w:r>
+          </w:p>
+        </w:tc>
+        <w:tc>
+          <w:tcPr>
+            <w:tcW w:type="dxa" w:w="2822"/>
+          </w:tcPr>
+          <w:p>
+            <w:pPr>
+              <w:ind w:firstLine="0"/>
+              <w:jc w:val="left"/>
+            </w:pPr>
+            <w:r>
+              <w:rPr>
+                <w:rFonts w:ascii="Times New Roman" w:hAnsi="Times New Roman" w:eastAsia="宋体"/>
+                <w:b w:val="0"/>
+                <w:sz w:val="24"/>
+              </w:rPr>
+              <w:t>p.270</w:t>
+            </w:r>
+          </w:p>
+        </w:tc>
+        <w:tc>
+          <w:tcPr>
+            <w:tcW w:type="dxa" w:w="2822"/>
+          </w:tcPr>
+          <w:p>
+            <w:pPr>
+              <w:ind w:firstLine="0"/>
+              <w:jc w:val="left"/>
+            </w:pPr>
+            <w:r>
+              <w:rPr>
+                <w:rFonts w:ascii="Times New Roman" w:hAnsi="Times New Roman" w:eastAsia="宋体"/>
+                <w:b w:val="0"/>
+                <w:sz w:val="24"/>
+              </w:rPr>
+              <w:t>原位红外测 H₂O∗/OH∗</w:t>
+            </w:r>
+          </w:p>
+        </w:tc>
+      </w:tr>
+      <w:tr>
+        <w:tc>
+          <w:tcPr>
+            <w:tcW w:type="dxa" w:w="2822"/>
+          </w:tcPr>
+          <w:p>
+            <w:pPr>
+              <w:ind w:firstLine="0"/>
+              <w:jc w:val="left"/>
+            </w:pPr>
+            <w:r>
+              <w:rPr>
+                <w:rFonts w:ascii="Times New Roman" w:hAnsi="Times New Roman" w:eastAsia="宋体"/>
+                <w:b w:val="0"/>
+                <w:sz w:val="24"/>
+              </w:rPr>
+              <w:t>In situ UV–visible spectroscopy</w:t>
+            </w:r>
+          </w:p>
+        </w:tc>
+        <w:tc>
+          <w:tcPr>
+            <w:tcW w:type="dxa" w:w="2822"/>
+          </w:tcPr>
+          <w:p>
+            <w:pPr>
+              <w:ind w:firstLine="0"/>
+              <w:jc w:val="left"/>
+            </w:pPr>
+            <w:r>
+              <w:rPr>
+                <w:rFonts w:ascii="Times New Roman" w:hAnsi="Times New Roman" w:eastAsia="宋体"/>
+                <w:b w:val="0"/>
+                <w:sz w:val="24"/>
+              </w:rPr>
+              <w:t>p.270</w:t>
+            </w:r>
+          </w:p>
+        </w:tc>
+        <w:tc>
+          <w:tcPr>
+            <w:tcW w:type="dxa" w:w="2822"/>
+          </w:tcPr>
+          <w:p>
+            <w:pPr>
+              <w:ind w:firstLine="0"/>
+              <w:jc w:val="left"/>
+            </w:pPr>
+            <w:r>
+              <w:rPr>
+                <w:rFonts w:ascii="Times New Roman" w:hAnsi="Times New Roman" w:eastAsia="宋体"/>
+                <w:b w:val="0"/>
+                <w:sz w:val="24"/>
+              </w:rPr>
+              <w:t>原位紫外–可见（ClO⁻ 等物种）</w:t>
+            </w:r>
+          </w:p>
+        </w:tc>
+      </w:tr>
+      <w:tr>
+        <w:tc>
+          <w:tcPr>
+            <w:tcW w:type="dxa" w:w="2822"/>
+          </w:tcPr>
+          <w:p>
+            <w:pPr>
+              <w:ind w:firstLine="0"/>
+              <w:jc w:val="left"/>
+            </w:pPr>
+            <w:r>
+              <w:rPr>
+                <w:rFonts w:ascii="Times New Roman" w:hAnsi="Times New Roman" w:eastAsia="宋体"/>
+                <w:b w:val="0"/>
+                <w:sz w:val="24"/>
+              </w:rPr>
+              <w:t>Flow-type seawater and pure water electrolysers</w:t>
+            </w:r>
+          </w:p>
+        </w:tc>
+        <w:tc>
+          <w:tcPr>
+            <w:tcW w:type="dxa" w:w="2822"/>
+          </w:tcPr>
+          <w:p>
+            <w:pPr>
+              <w:ind w:firstLine="0"/>
+              <w:jc w:val="left"/>
+            </w:pPr>
+            <w:r>
+              <w:rPr>
+                <w:rFonts w:ascii="Times New Roman" w:hAnsi="Times New Roman" w:eastAsia="宋体"/>
+                <w:b w:val="0"/>
+                <w:sz w:val="24"/>
+              </w:rPr>
+              <w:t>p.270</w:t>
+            </w:r>
+          </w:p>
+        </w:tc>
+        <w:tc>
+          <w:tcPr>
+            <w:tcW w:type="dxa" w:w="2822"/>
+          </w:tcPr>
+          <w:p>
+            <w:pPr>
+              <w:ind w:firstLine="0"/>
+              <w:jc w:val="left"/>
+            </w:pPr>
+            <w:r>
+              <w:rPr>
+                <w:rFonts w:ascii="Times New Roman" w:hAnsi="Times New Roman" w:eastAsia="宋体"/>
+                <w:b w:val="0"/>
+                <w:sz w:val="24"/>
+              </w:rPr>
+              <w:t>器件组装参数（9 cm² 电极、膜预处理、喷涂、热压、流速、载量）</w:t>
+            </w:r>
+          </w:p>
+        </w:tc>
+      </w:tr>
+      <w:tr>
+        <w:tc>
+          <w:tcPr>
+            <w:tcW w:type="dxa" w:w="2822"/>
+          </w:tcPr>
+          <w:p>
+            <w:pPr>
+              <w:ind w:firstLine="0"/>
+              <w:jc w:val="left"/>
+            </w:pPr>
+            <w:r>
+              <w:rPr>
+                <w:rFonts w:ascii="Times New Roman" w:hAnsi="Times New Roman" w:eastAsia="宋体"/>
+                <w:b w:val="0"/>
+                <w:sz w:val="24"/>
+              </w:rPr>
+              <w:t>Computational methods and models</w:t>
+            </w:r>
+          </w:p>
+        </w:tc>
+        <w:tc>
+          <w:tcPr>
+            <w:tcW w:type="dxa" w:w="2822"/>
+          </w:tcPr>
+          <w:p>
+            <w:pPr>
+              <w:ind w:firstLine="0"/>
+              <w:jc w:val="left"/>
+            </w:pPr>
+            <w:r>
+              <w:rPr>
+                <w:rFonts w:ascii="Times New Roman" w:hAnsi="Times New Roman" w:eastAsia="宋体"/>
+                <w:b w:val="0"/>
+                <w:sz w:val="24"/>
+              </w:rPr>
+              <w:t>p.270</w:t>
+            </w:r>
+          </w:p>
+        </w:tc>
+        <w:tc>
+          <w:tcPr>
+            <w:tcW w:type="dxa" w:w="2822"/>
+          </w:tcPr>
+          <w:p>
+            <w:pPr>
+              <w:ind w:firstLine="0"/>
+              <w:jc w:val="left"/>
+            </w:pPr>
+            <w:r>
+              <w:rPr>
+                <w:rFonts w:ascii="Times New Roman" w:hAnsi="Times New Roman" w:eastAsia="宋体"/>
+                <w:b w:val="0"/>
+                <w:sz w:val="24"/>
+              </w:rPr>
+              <w:t>DFT 水解离能垒等</w:t>
             </w:r>
           </w:p>
         </w:tc>
@@ -1792,57 +1551,115 @@
           <w:b/>
           <w:sz w:val="44"/>
         </w:rPr>
-        <w:t>⚠️ 这篇文献没给的（缺口）</w:t>
+        <w:t>一句话定性</w:t>
       </w:r>
     </w:p>
     <w:p>
       <w:pPr>
         <w:spacing w:line="360" w:lineRule="auto"/>
-        <w:ind w:left="420"/>
-      </w:pPr>
-      <w:r>
-        <w:rPr>
-          <w:rFonts w:ascii="Times New Roman" w:hAnsi="Times New Roman" w:eastAsia="宋体"/>
-          <w:b w:val="0"/>
-          <w:sz w:val="24"/>
-        </w:rPr>
-        <w:t xml:space="preserve">• </w:t>
-      </w:r>
-      <w:r>
-        <w:rPr>
-          <w:rFonts w:ascii="Times New Roman" w:hAnsi="Times New Roman" w:eastAsia="宋体"/>
-          <w:b/>
-          <w:sz w:val="24"/>
-        </w:rPr>
-        <w:t>酸性体系的一切</w:t>
-      </w:r>
-      <w:r>
-        <w:rPr>
-          <w:rFonts w:ascii="Times New Roman" w:hAnsi="Times New Roman" w:eastAsia="宋体"/>
-          <w:b w:val="0"/>
-          <w:sz w:val="24"/>
-        </w:rPr>
-        <w:t>（本文 1 M KOH / 近中性海水）→ 稳定化幅度</w:t>
-      </w:r>
-      <w:r>
-        <w:rPr>
-          <w:rFonts w:ascii="Times New Roman" w:hAnsi="Times New Roman" w:eastAsia="宋体"/>
-          <w:b/>
-          <w:sz w:val="24"/>
-        </w:rPr>
-        <w:t>不可外推</w:t>
-      </w:r>
-      <w:r>
-        <w:rPr>
-          <w:rFonts w:ascii="Times New Roman" w:hAnsi="Times New Roman" w:eastAsia="宋体"/>
-          <w:b w:val="0"/>
-          <w:sz w:val="24"/>
-        </w:rPr>
-        <w:t>（R1/R2）。</w:t>
+        <w:ind w:firstLine="420"/>
+      </w:pPr>
+      <w:r>
+        <w:rPr>
+          <w:rFonts w:ascii="Times New Roman" w:hAnsi="Times New Roman" w:eastAsia="宋体"/>
+          <w:b/>
+          <w:sz w:val="24"/>
+        </w:rPr>
+        <w:t>"界面微环境调控"的范式论文 + 器件级验证模板</w:t>
+      </w:r>
+      <w:r>
+        <w:rPr>
+          <w:rFonts w:ascii="Times New Roman" w:hAnsi="Times New Roman" w:eastAsia="宋体"/>
+          <w:b w:val="0"/>
+          <w:sz w:val="24"/>
+        </w:rPr>
+        <w:t>。它不改催化剂的电子结构，而是在电极表面</w:t>
+      </w:r>
+      <w:r>
+        <w:rPr>
+          <w:rFonts w:ascii="Times New Roman" w:hAnsi="Times New Roman" w:eastAsia="宋体"/>
+          <w:b/>
+          <w:sz w:val="24"/>
+        </w:rPr>
+        <w:t>造一个局部化学环境</w:t>
+      </w:r>
+      <w:r>
+        <w:rPr>
+          <w:rFonts w:ascii="Times New Roman" w:hAnsi="Times New Roman" w:eastAsia="宋体"/>
+          <w:b w:val="0"/>
+          <w:sz w:val="24"/>
+        </w:rPr>
+        <w:t>（局部 pH、离子组成、双电层）；</w:t>
+      </w:r>
+      <w:r>
+        <w:rPr>
+          <w:rFonts w:ascii="Times New Roman" w:hAnsi="Times New Roman" w:eastAsia="宋体"/>
+          <w:b/>
+          <w:sz w:val="24"/>
+        </w:rPr>
+        <w:t>思路与工具可迁移，但核心机制在强酸中不成立</w:t>
+      </w:r>
+      <w:r>
+        <w:rPr>
+          <w:rFonts w:ascii="Times New Roman" w:hAnsi="Times New Roman" w:eastAsia="宋体"/>
+          <w:b w:val="0"/>
+          <w:sz w:val="24"/>
+        </w:rPr>
+        <w:t>——所以读它是</w:t>
+      </w:r>
+      <w:r>
+        <w:rPr>
+          <w:rFonts w:ascii="Times New Roman" w:hAnsi="Times New Roman" w:eastAsia="宋体"/>
+          <w:b/>
+          <w:sz w:val="24"/>
+        </w:rPr>
+        <w:t>学思路、学工具、学写法</w:t>
+      </w:r>
+      <w:r>
+        <w:rPr>
+          <w:rFonts w:ascii="Times New Roman" w:hAnsi="Times New Roman" w:eastAsia="宋体"/>
+          <w:b w:val="0"/>
+          <w:sz w:val="24"/>
+        </w:rPr>
+        <w:t>，不是学机制。</w:t>
+      </w:r>
+    </w:p>
+    <w:p/>
+    <w:p>
+      <w:r>
+        <w:br w:type="page"/>
       </w:r>
     </w:p>
     <w:p>
       <w:pPr>
+        <w:pStyle w:val="2"/>
+        <w:pageBreakBefore w:val="0"/>
+      </w:pPr>
+      <w:r>
+        <w:rPr>
+          <w:rFonts w:ascii="Times New Roman" w:hAnsi="Times New Roman" w:eastAsia="宋体"/>
+          <w:b/>
+          <w:sz w:val="44"/>
+        </w:rPr>
+        <w:t>🔴 第一优先</w:t>
+      </w:r>
+    </w:p>
+    <w:p>
+      <w:pPr>
+        <w:pStyle w:val="4"/>
+        <w:pageBreakBefore w:val="0"/>
+      </w:pPr>
+      <w:r>
+        <w:rPr>
+          <w:rFonts w:ascii="Times New Roman" w:hAnsi="Times New Roman" w:eastAsia="宋体"/>
+          <w:b/>
+          <w:sz w:val="32"/>
+        </w:rPr>
+        <w:t>1) Introduction（**pp.264–265**）——痛点与策略</w:t>
+      </w:r>
+    </w:p>
+    <w:p>
+      <w:pPr>
         <w:spacing w:line="360" w:lineRule="auto"/>
         <w:ind w:left="420"/>
       </w:pPr>
@@ -1857,18 +1674,58 @@
       <w:r>
         <w:rPr>
           <w:rFonts w:ascii="Times New Roman" w:hAnsi="Times New Roman" w:eastAsia="宋体"/>
-          <w:b/>
-          <w:sz w:val="24"/>
-        </w:rPr>
-        <w:t>定量溶出数据</w:t>
-      </w:r>
-      <w:r>
-        <w:rPr>
-          <w:rFonts w:ascii="Times New Roman" w:hAnsi="Times New Roman" w:eastAsia="宋体"/>
-          <w:b w:val="0"/>
-          <w:sz w:val="24"/>
-        </w:rPr>
-        <w:t>（无 ICP-MS 速率、无 S-number）。</w:t>
+          <w:b w:val="0"/>
+          <w:sz w:val="24"/>
+        </w:rPr>
+        <w:t>两个痛点：近中性（pH ≈ 8.0）下</w:t>
+      </w:r>
+      <w:r>
+        <w:rPr>
+          <w:rFonts w:ascii="Times New Roman" w:hAnsi="Times New Roman" w:eastAsia="宋体"/>
+          <w:b/>
+          <w:sz w:val="24"/>
+        </w:rPr>
+        <w:t>动力学慢、活性低</w:t>
+      </w:r>
+      <w:r>
+        <w:rPr>
+          <w:rFonts w:ascii="Times New Roman" w:hAnsi="Times New Roman" w:eastAsia="宋体"/>
+          <w:b w:val="0"/>
+          <w:sz w:val="24"/>
+        </w:rPr>
+        <w:t>；</w:t>
+      </w:r>
+      <w:r>
+        <w:rPr>
+          <w:rFonts w:ascii="Times New Roman" w:hAnsi="Times New Roman" w:eastAsia="宋体"/>
+          <w:b/>
+          <w:sz w:val="24"/>
+        </w:rPr>
+        <w:t>Cl⁻ 侵蚀</w:t>
+      </w:r>
+      <w:r>
+        <w:rPr>
+          <w:rFonts w:ascii="Times New Roman" w:hAnsi="Times New Roman" w:eastAsia="宋体"/>
+          <w:b w:val="0"/>
+          <w:sz w:val="24"/>
+        </w:rPr>
+        <w:t xml:space="preserve">与 </w:t>
+      </w:r>
+      <w:r>
+        <w:rPr>
+          <w:rFonts w:ascii="Times New Roman" w:hAnsi="Times New Roman" w:eastAsia="宋体"/>
+          <w:b/>
+          <w:sz w:val="24"/>
+        </w:rPr>
+        <w:t>Mg²⁺/Ca²⁺ 沉淀</w:t>
+      </w:r>
+      <w:r>
+        <w:rPr>
+          <w:rFonts w:ascii="Times New Roman" w:hAnsi="Times New Roman" w:eastAsia="宋体"/>
+          <w:b w:val="0"/>
+          <w:sz w:val="24"/>
+        </w:rPr>
+        <w:t>导致失活。</w:t>
       </w:r>
     </w:p>
     <w:p>
@@ -1890,7 +1747,1887 @@
           <w:b w:val="0"/>
           <w:sz w:val="24"/>
         </w:rPr>
-        <w:t>与 Ru 直接相关的内容几乎没有（本文是 CoOₓ/MnOₓ 体系）→ 与 Ru 的连接全靠你自己论证（R2）。</w:t>
+        <w:t>策略：在过渡金属氧化物表面引入</w:t>
+      </w:r>
+      <w:r>
+        <w:rPr>
+          <w:rFonts w:ascii="Times New Roman" w:hAnsi="Times New Roman" w:eastAsia="宋体"/>
+          <w:b/>
+          <w:sz w:val="24"/>
+        </w:rPr>
+        <w:t>硬 Lewis 酸层（Cr₂O₃）</w:t>
+      </w:r>
+      <w:r>
+        <w:rPr>
+          <w:rFonts w:ascii="Times New Roman" w:hAnsi="Times New Roman" w:eastAsia="宋体"/>
+          <w:b w:val="0"/>
+          <w:sz w:val="24"/>
+        </w:rPr>
+        <w:t>——</w:t>
+      </w:r>
+      <w:r>
+        <w:rPr>
+          <w:rFonts w:ascii="Times New Roman" w:hAnsi="Times New Roman" w:eastAsia="宋体"/>
+          <w:b/>
+          <w:sz w:val="24"/>
+        </w:rPr>
+        <w:t>动态劈裂水分子并捕获羟基阴离子</w:t>
+      </w:r>
+      <w:r>
+        <w:rPr>
+          <w:rFonts w:ascii="Times New Roman" w:hAnsi="Times New Roman" w:eastAsia="宋体"/>
+          <w:b w:val="0"/>
+          <w:sz w:val="24"/>
+        </w:rPr>
+        <w:t xml:space="preserve"> → 原位生成</w:t>
+      </w:r>
+      <w:r>
+        <w:rPr>
+          <w:rFonts w:ascii="Times New Roman" w:hAnsi="Times New Roman" w:eastAsia="宋体"/>
+          <w:b/>
+          <w:sz w:val="24"/>
+        </w:rPr>
+        <w:t>局部碱性微环境</w:t>
+      </w:r>
+      <w:r>
+        <w:rPr>
+          <w:rFonts w:ascii="Times New Roman" w:hAnsi="Times New Roman" w:eastAsia="宋体"/>
+          <w:b w:val="0"/>
+          <w:sz w:val="24"/>
+        </w:rPr>
+        <w:t xml:space="preserve"> → 提升两极动力学、阻挡 Cl⁻、抑制沉淀。</w:t>
+      </w:r>
+    </w:p>
+    <w:p>
+      <w:pPr>
+        <w:spacing w:line="360" w:lineRule="auto"/>
+        <w:ind w:left="420"/>
+      </w:pPr>
+      <w:r>
+        <w:rPr>
+          <w:rFonts w:ascii="Times New Roman" w:hAnsi="Times New Roman" w:eastAsia="宋体"/>
+          <w:b w:val="0"/>
+          <w:sz w:val="24"/>
+        </w:rPr>
+        <w:t xml:space="preserve">• </w:t>
+      </w:r>
+      <w:r>
+        <w:rPr>
+          <w:rFonts w:ascii="Times New Roman" w:hAnsi="Times New Roman" w:eastAsia="宋体"/>
+          <w:b w:val="0"/>
+          <w:sz w:val="24"/>
+        </w:rPr>
+        <w:t>为什么选 Cr：</w:t>
+      </w:r>
+      <w:r>
+        <w:rPr>
+          <w:rFonts w:ascii="Times New Roman" w:hAnsi="Times New Roman" w:eastAsia="宋体"/>
+          <w:b/>
+          <w:sz w:val="24"/>
+        </w:rPr>
+        <w:t>Cr³⁺ 是过渡金属中最硬的 Lewis 酸</w:t>
+      </w:r>
+      <w:r>
+        <w:rPr>
+          <w:rFonts w:ascii="Times New Roman" w:hAnsi="Times New Roman" w:eastAsia="宋体"/>
+          <w:b w:val="0"/>
+          <w:sz w:val="24"/>
+        </w:rPr>
+        <w:t>（pKa 2.05）；</w:t>
+      </w:r>
+      <w:r>
+        <w:rPr>
+          <w:rFonts w:ascii="Times New Roman" w:hAnsi="Times New Roman" w:eastAsia="宋体"/>
+          <w:b/>
+          <w:sz w:val="24"/>
+        </w:rPr>
+        <w:t>Cr₂O₃ 电催化惰性且全电位区间电化学稳定</w:t>
+      </w:r>
+      <w:r>
+        <w:rPr>
+          <w:rFonts w:ascii="Times New Roman" w:hAnsi="Times New Roman" w:eastAsia="宋体"/>
+          <w:b w:val="0"/>
+          <w:sz w:val="24"/>
+        </w:rPr>
+        <w:t>（只调环境、不参与催化）。</w:t>
+      </w:r>
+    </w:p>
+    <w:p/>
+    <w:p>
+      <w:pPr>
+        <w:pStyle w:val="4"/>
+        <w:pageBreakBefore w:val="0"/>
+      </w:pPr>
+      <w:r>
+        <w:rPr>
+          <w:rFonts w:ascii="Times New Roman" w:hAnsi="Times New Roman" w:eastAsia="宋体"/>
+          <w:b/>
+          <w:sz w:val="32"/>
+        </w:rPr>
+        <w:t>2) Results · Quantification of catalyst surface's local alkalinity（**p.266**）——三套证据之一</w:t>
+      </w:r>
+    </w:p>
+    <w:p>
+      <w:pPr>
+        <w:spacing w:line="360" w:lineRule="auto"/>
+        <w:ind w:left="420"/>
+      </w:pPr>
+      <w:r>
+        <w:rPr>
+          <w:rFonts w:ascii="Times New Roman" w:hAnsi="Times New Roman" w:eastAsia="宋体"/>
+          <w:b w:val="0"/>
+          <w:sz w:val="24"/>
+        </w:rPr>
+        <w:t xml:space="preserve">• </w:t>
+      </w:r>
+      <w:r>
+        <w:rPr>
+          <w:rFonts w:ascii="Times New Roman" w:hAnsi="Times New Roman" w:eastAsia="宋体"/>
+          <w:b/>
+          <w:sz w:val="24"/>
+        </w:rPr>
+        <w:t>RRDE 定量界面 pH</w:t>
+      </w:r>
+      <w:r>
+        <w:rPr>
+          <w:rFonts w:ascii="Times New Roman" w:hAnsi="Times New Roman" w:eastAsia="宋体"/>
+          <w:b w:val="0"/>
+          <w:sz w:val="24"/>
+        </w:rPr>
+        <w:t xml:space="preserve">：6 at% Cr₂O₃-CoOₓ 在 </w:t>
+      </w:r>
+      <w:r>
+        <w:rPr>
+          <w:rFonts w:ascii="Times New Roman" w:hAnsi="Times New Roman" w:eastAsia="宋体"/>
+          <w:b/>
+          <w:sz w:val="24"/>
+        </w:rPr>
+        <w:t>1.60 V vs RHE 时表面 pH 接近 14</w:t>
+      </w:r>
+      <w:r>
+        <w:rPr>
+          <w:rFonts w:ascii="Times New Roman" w:hAnsi="Times New Roman" w:eastAsia="宋体"/>
+          <w:b w:val="0"/>
+          <w:sz w:val="24"/>
+        </w:rPr>
+        <w:t>（方法见 Methods p.270）。</w:t>
+      </w:r>
+    </w:p>
+    <w:p>
+      <w:pPr>
+        <w:spacing w:line="360" w:lineRule="auto"/>
+        <w:ind w:left="420"/>
+      </w:pPr>
+      <w:r>
+        <w:rPr>
+          <w:rFonts w:ascii="Times New Roman" w:hAnsi="Times New Roman" w:eastAsia="宋体"/>
+          <w:b w:val="0"/>
+          <w:sz w:val="24"/>
+        </w:rPr>
+        <w:t xml:space="preserve">• </w:t>
+      </w:r>
+      <w:r>
+        <w:rPr>
+          <w:rFonts w:ascii="Times New Roman" w:hAnsi="Times New Roman" w:eastAsia="宋体"/>
+          <w:b w:val="0"/>
+          <w:sz w:val="24"/>
+        </w:rPr>
+        <w:t xml:space="preserve">性能：自然海水（仅过滤）中 </w:t>
+      </w:r>
+      <w:r>
+        <w:rPr>
+          <w:rFonts w:ascii="Times New Roman" w:hAnsi="Times New Roman" w:eastAsia="宋体"/>
+          <w:b/>
+          <w:sz w:val="24"/>
+        </w:rPr>
+        <w:t>1.89 V → 150 mA cm⁻²</w:t>
+      </w:r>
+      <w:r>
+        <w:rPr>
+          <w:rFonts w:ascii="Times New Roman" w:hAnsi="Times New Roman" w:eastAsia="宋体"/>
+          <w:b w:val="0"/>
+          <w:sz w:val="24"/>
+        </w:rPr>
+        <w:t>、</w:t>
+      </w:r>
+      <w:r>
+        <w:rPr>
+          <w:rFonts w:ascii="Times New Roman" w:hAnsi="Times New Roman" w:eastAsia="宋体"/>
+          <w:b/>
+          <w:sz w:val="24"/>
+        </w:rPr>
+        <w:t>1.99 V → 400 mA cm⁻²</w:t>
+      </w:r>
+      <w:r>
+        <w:rPr>
+          <w:rFonts w:ascii="Times New Roman" w:hAnsi="Times New Roman" w:eastAsia="宋体"/>
+          <w:b w:val="0"/>
+          <w:sz w:val="24"/>
+        </w:rPr>
+        <w:t>（75% iR 补偿）；</w:t>
+      </w:r>
+      <w:r>
+        <w:rPr>
+          <w:rFonts w:ascii="Times New Roman" w:hAnsi="Times New Roman" w:eastAsia="宋体"/>
+          <w:b/>
+          <w:sz w:val="24"/>
+        </w:rPr>
+        <w:t>1.80 V 稳定 &gt;200 h</w:t>
+      </w:r>
+      <w:r>
+        <w:rPr>
+          <w:rFonts w:ascii="Times New Roman" w:hAnsi="Times New Roman" w:eastAsia="宋体"/>
+          <w:b w:val="0"/>
+          <w:sz w:val="24"/>
+        </w:rPr>
+        <w:t>。</w:t>
+      </w:r>
+    </w:p>
+    <w:p>
+      <w:pPr>
+        <w:spacing w:line="360" w:lineRule="auto"/>
+        <w:ind w:left="420"/>
+      </w:pPr>
+      <w:r>
+        <w:rPr>
+          <w:rFonts w:ascii="Times New Roman" w:hAnsi="Times New Roman" w:eastAsia="宋体"/>
+          <w:b w:val="0"/>
+          <w:sz w:val="24"/>
+        </w:rPr>
+        <w:t xml:space="preserve">• </w:t>
+      </w:r>
+      <w:r>
+        <w:rPr>
+          <w:rFonts w:ascii="Times New Roman" w:hAnsi="Times New Roman" w:eastAsia="宋体"/>
+          <w:b/>
+          <w:sz w:val="24"/>
+        </w:rPr>
+        <w:t>顺手一句很有用</w:t>
+      </w:r>
+      <w:r>
+        <w:rPr>
+          <w:rFonts w:ascii="Times New Roman" w:hAnsi="Times New Roman" w:eastAsia="宋体"/>
+          <w:b w:val="0"/>
+          <w:sz w:val="24"/>
+        </w:rPr>
+        <w:t xml:space="preserve">：该策略对 </w:t>
+      </w:r>
+      <w:r>
+        <w:rPr>
+          <w:rFonts w:ascii="Times New Roman" w:hAnsi="Times New Roman" w:eastAsia="宋体"/>
+          <w:b/>
+          <w:sz w:val="24"/>
+        </w:rPr>
+        <w:t>NiOₓ 与 MnOₓ 同样适用</w:t>
+      </w:r>
+      <w:r>
+        <w:rPr>
+          <w:rFonts w:ascii="Times New Roman" w:hAnsi="Times New Roman" w:eastAsia="宋体"/>
+          <w:b w:val="0"/>
+          <w:sz w:val="24"/>
+        </w:rPr>
+        <w:t>（Cr₂O₃-MnOₓ 活性显著高于原始 MnOₓ）→ 你课题的间接先例（</w:t>
+      </w:r>
+      <w:r>
+        <w:rPr>
+          <w:rFonts w:ascii="Times New Roman" w:hAnsi="Times New Roman" w:eastAsia="宋体"/>
+          <w:b/>
+          <w:sz w:val="24"/>
+        </w:rPr>
+        <w:t>但酸性需重新验证</w:t>
+      </w:r>
+      <w:r>
+        <w:rPr>
+          <w:rFonts w:ascii="Times New Roman" w:hAnsi="Times New Roman" w:eastAsia="宋体"/>
+          <w:b w:val="0"/>
+          <w:sz w:val="24"/>
+        </w:rPr>
+        <w:t>）。</w:t>
+      </w:r>
+    </w:p>
+    <w:p/>
+    <w:p>
+      <w:pPr>
+        <w:pStyle w:val="4"/>
+        <w:pageBreakBefore w:val="0"/>
+      </w:pPr>
+      <w:r>
+        <w:rPr>
+          <w:rFonts w:ascii="Times New Roman" w:hAnsi="Times New Roman" w:eastAsia="宋体"/>
+          <w:b/>
+          <w:sz w:val="32"/>
+        </w:rPr>
+        <w:t>3) Results · Revealing the origin of local alkalinity（**p.267**）+ Origin of enhanced HER（**p.268**）——另两套证据</w:t>
+      </w:r>
+    </w:p>
+    <w:p>
+      <w:pPr>
+        <w:spacing w:line="360" w:lineRule="auto"/>
+        <w:ind w:left="420"/>
+      </w:pPr>
+      <w:r>
+        <w:rPr>
+          <w:rFonts w:ascii="Times New Roman" w:hAnsi="Times New Roman" w:eastAsia="宋体"/>
+          <w:b w:val="0"/>
+          <w:sz w:val="24"/>
+        </w:rPr>
+        <w:t xml:space="preserve">• </w:t>
+      </w:r>
+      <w:r>
+        <w:rPr>
+          <w:rFonts w:ascii="Times New Roman" w:hAnsi="Times New Roman" w:eastAsia="宋体"/>
+          <w:b/>
+          <w:sz w:val="24"/>
+        </w:rPr>
+        <w:t>原位红外</w:t>
+      </w:r>
+      <w:r>
+        <w:rPr>
+          <w:rFonts w:ascii="Times New Roman" w:hAnsi="Times New Roman" w:eastAsia="宋体"/>
+          <w:b w:val="0"/>
+          <w:sz w:val="24"/>
+        </w:rPr>
+        <w:t>：H₂O∗ 谱带随电位</w:t>
+      </w:r>
+      <w:r>
+        <w:rPr>
+          <w:rFonts w:ascii="Times New Roman" w:hAnsi="Times New Roman" w:eastAsia="宋体"/>
+          <w:b/>
+          <w:sz w:val="24"/>
+        </w:rPr>
+        <w:t>向 OH∗ 位移</w:t>
+      </w:r>
+      <w:r>
+        <w:rPr>
+          <w:rFonts w:ascii="Times New Roman" w:hAnsi="Times New Roman" w:eastAsia="宋体"/>
+          <w:b w:val="0"/>
+          <w:sz w:val="24"/>
+        </w:rPr>
+        <w:t xml:space="preserve">（p.267）；文中还提到 </w:t>
+      </w:r>
+      <w:r>
+        <w:rPr>
+          <w:rFonts w:ascii="Times New Roman" w:hAnsi="Times New Roman" w:eastAsia="宋体"/>
+          <w:b/>
+          <w:sz w:val="24"/>
+        </w:rPr>
+        <w:t>¹⁸O 动力学同位素效应</w:t>
+      </w:r>
+      <w:r>
+        <w:rPr>
+          <w:rFonts w:ascii="Times New Roman" w:hAnsi="Times New Roman" w:eastAsia="宋体"/>
+          <w:b w:val="0"/>
+          <w:sz w:val="24"/>
+        </w:rPr>
+        <w:t>佐证路径（p.267）。</w:t>
+      </w:r>
+    </w:p>
+    <w:p>
+      <w:pPr>
+        <w:spacing w:line="360" w:lineRule="auto"/>
+        <w:ind w:left="420"/>
+      </w:pPr>
+      <w:r>
+        <w:rPr>
+          <w:rFonts w:ascii="Times New Roman" w:hAnsi="Times New Roman" w:eastAsia="宋体"/>
+          <w:b w:val="0"/>
+          <w:sz w:val="24"/>
+        </w:rPr>
+        <w:t xml:space="preserve">• </w:t>
+      </w:r>
+      <w:r>
+        <w:rPr>
+          <w:rFonts w:ascii="Times New Roman" w:hAnsi="Times New Roman" w:eastAsia="宋体"/>
+          <w:b/>
+          <w:sz w:val="24"/>
+        </w:rPr>
+        <w:t>DFT</w:t>
+      </w:r>
+      <w:r>
+        <w:rPr>
+          <w:rFonts w:ascii="Times New Roman" w:hAnsi="Times New Roman" w:eastAsia="宋体"/>
+          <w:b w:val="0"/>
+          <w:sz w:val="24"/>
+        </w:rPr>
+        <w:t>：Cr₂O₃ 上</w:t>
+      </w:r>
+      <w:r>
+        <w:rPr>
+          <w:rFonts w:ascii="Times New Roman" w:hAnsi="Times New Roman" w:eastAsia="宋体"/>
+          <w:b/>
+          <w:sz w:val="24"/>
+        </w:rPr>
+        <w:t>水解离能垒仅 0.08 eV</w:t>
+      </w:r>
+      <w:r>
+        <w:rPr>
+          <w:rFonts w:ascii="Times New Roman" w:hAnsi="Times New Roman" w:eastAsia="宋体"/>
+          <w:b w:val="0"/>
+          <w:sz w:val="24"/>
+        </w:rPr>
+        <w:t>（p.268）。</w:t>
+      </w:r>
+    </w:p>
+    <w:p/>
+    <w:p>
+      <w:r>
+        <w:br w:type="page"/>
+      </w:r>
+    </w:p>
+    <w:p>
+      <w:pPr>
+        <w:pStyle w:val="2"/>
+        <w:pageBreakBefore w:val="0"/>
+      </w:pPr>
+      <w:r>
+        <w:rPr>
+          <w:rFonts w:ascii="Times New Roman" w:hAnsi="Times New Roman" w:eastAsia="宋体"/>
+          <w:b/>
+          <w:sz w:val="44"/>
+        </w:rPr>
+        <w:t>🔴 第二优先：可迁移的三件工具</w:t>
+      </w:r>
+    </w:p>
+    <w:tbl>
+      <w:tblPr>
+        <w:tblStyle w:val="21"/>
+        <w:tblW w:type="auto" w:w="0"/>
+        <w:jc w:val="center"/>
+        <w:tblLook w:firstColumn="1" w:firstRow="1" w:lastColumn="0" w:lastRow="0" w:noHBand="0" w:noVBand="1" w:val="04A0"/>
+      </w:tblPr>
+      <w:tblGrid>
+        <w:gridCol w:w="2822"/>
+        <w:gridCol w:w="2822"/>
+        <w:gridCol w:w="2822"/>
+      </w:tblGrid>
+      <w:tr>
+        <w:tc>
+          <w:tcPr>
+            <w:tcW w:type="dxa" w:w="1134"/>
+            <w:shd w:fill="D9D9D9"/>
+          </w:tcPr>
+          <w:p>
+            <w:pPr>
+              <w:ind w:firstLine="0"/>
+              <w:jc w:val="center"/>
+            </w:pPr>
+            <w:r>
+              <w:rPr>
+                <w:rFonts w:ascii="Times New Roman" w:hAnsi="Times New Roman" w:eastAsia="宋体"/>
+                <w:b w:val="0"/>
+                <w:sz w:val="20"/>
+              </w:rPr>
+              <w:t>工具</w:t>
+            </w:r>
+          </w:p>
+        </w:tc>
+        <w:tc>
+          <w:tcPr>
+            <w:tcW w:type="dxa" w:w="3606"/>
+            <w:shd w:fill="D9D9D9"/>
+          </w:tcPr>
+          <w:p>
+            <w:pPr>
+              <w:ind w:firstLine="0"/>
+              <w:jc w:val="center"/>
+            </w:pPr>
+            <w:r>
+              <w:rPr>
+                <w:rFonts w:ascii="Times New Roman" w:hAnsi="Times New Roman" w:eastAsia="宋体"/>
+                <w:b w:val="0"/>
+                <w:sz w:val="20"/>
+              </w:rPr>
+              <w:t>章节位置</w:t>
+            </w:r>
+          </w:p>
+        </w:tc>
+        <w:tc>
+          <w:tcPr>
+            <w:tcW w:type="dxa" w:w="3722"/>
+            <w:shd w:fill="D9D9D9"/>
+          </w:tcPr>
+          <w:p>
+            <w:pPr>
+              <w:ind w:firstLine="0"/>
+              <w:jc w:val="center"/>
+            </w:pPr>
+            <w:r>
+              <w:rPr>
+                <w:rFonts w:ascii="Times New Roman" w:hAnsi="Times New Roman" w:eastAsia="宋体"/>
+                <w:b w:val="0"/>
+                <w:sz w:val="20"/>
+              </w:rPr>
+              <w:t>对你的用途</w:t>
+            </w:r>
+          </w:p>
+        </w:tc>
+      </w:tr>
+      <w:tr>
+        <w:tc>
+          <w:tcPr>
+            <w:tcW w:type="dxa" w:w="2822"/>
+          </w:tcPr>
+          <w:p>
+            <w:pPr>
+              <w:ind w:firstLine="0"/>
+              <w:jc w:val="left"/>
+            </w:pPr>
+            <w:r>
+              <w:rPr>
+                <w:rFonts w:ascii="Times New Roman" w:hAnsi="Times New Roman" w:eastAsia="宋体"/>
+                <w:b w:val="0"/>
+                <w:sz w:val="24"/>
+              </w:rPr>
+              <w:t xml:space="preserve">① </w:t>
+            </w:r>
+            <w:r>
+              <w:rPr>
+                <w:rFonts w:ascii="Times New Roman" w:hAnsi="Times New Roman" w:eastAsia="宋体"/>
+                <w:b/>
+                <w:sz w:val="24"/>
+              </w:rPr>
+              <w:t>界面 pH 定量</w:t>
+            </w:r>
+          </w:p>
+        </w:tc>
+        <w:tc>
+          <w:tcPr>
+            <w:tcW w:type="dxa" w:w="2822"/>
+          </w:tcPr>
+          <w:p>
+            <w:pPr>
+              <w:ind w:firstLine="0"/>
+              <w:jc w:val="left"/>
+            </w:pPr>
+            <w:r>
+              <w:rPr>
+                <w:rFonts w:ascii="Times New Roman" w:hAnsi="Times New Roman" w:eastAsia="宋体"/>
+                <w:b w:val="0"/>
+                <w:sz w:val="24"/>
+              </w:rPr>
+              <w:t xml:space="preserve">Methods · </w:t>
+            </w:r>
+            <w:r>
+              <w:rPr>
+                <w:rFonts w:ascii="Times New Roman" w:hAnsi="Times New Roman" w:eastAsia="宋体"/>
+                <w:b/>
+                <w:sz w:val="24"/>
+              </w:rPr>
+              <w:t>Measurement of pH on the catalyst surface（p.270）</w:t>
+            </w:r>
+          </w:p>
+        </w:tc>
+        <w:tc>
+          <w:tcPr>
+            <w:tcW w:type="dxa" w:w="2822"/>
+          </w:tcPr>
+          <w:p>
+            <w:pPr>
+              <w:ind w:firstLine="0"/>
+              <w:jc w:val="left"/>
+            </w:pPr>
+            <w:r>
+              <w:rPr>
+                <w:rFonts w:ascii="Times New Roman" w:hAnsi="Times New Roman" w:eastAsia="宋体"/>
+                <w:b/>
+                <w:sz w:val="24"/>
+              </w:rPr>
+              <w:t>该 RRDE 上的 IrO₂ 层本身就是 CV 电沉积制备</w:t>
+            </w:r>
+            <w:r>
+              <w:rPr>
+                <w:rFonts w:ascii="Times New Roman" w:hAnsi="Times New Roman" w:eastAsia="宋体"/>
+                <w:b w:val="0"/>
+                <w:sz w:val="24"/>
+              </w:rPr>
+              <w:t>——本文唯一能直接照做的电沉积步骤</w:t>
+            </w:r>
+          </w:p>
+        </w:tc>
+      </w:tr>
+      <w:tr>
+        <w:tc>
+          <w:tcPr>
+            <w:tcW w:type="dxa" w:w="2822"/>
+          </w:tcPr>
+          <w:p>
+            <w:pPr>
+              <w:ind w:firstLine="0"/>
+              <w:jc w:val="left"/>
+            </w:pPr>
+            <w:r>
+              <w:rPr>
+                <w:rFonts w:ascii="Times New Roman" w:hAnsi="Times New Roman" w:eastAsia="宋体"/>
+                <w:b w:val="0"/>
+                <w:sz w:val="24"/>
+              </w:rPr>
+              <w:t xml:space="preserve">② </w:t>
+            </w:r>
+            <w:r>
+              <w:rPr>
+                <w:rFonts w:ascii="Times New Roman" w:hAnsi="Times New Roman" w:eastAsia="宋体"/>
+                <w:b/>
+                <w:sz w:val="24"/>
+              </w:rPr>
+              <w:t>¹⁸O KIE 判路径</w:t>
+            </w:r>
+          </w:p>
+        </w:tc>
+        <w:tc>
+          <w:tcPr>
+            <w:tcW w:type="dxa" w:w="2822"/>
+          </w:tcPr>
+          <w:p>
+            <w:pPr>
+              <w:ind w:firstLine="0"/>
+              <w:jc w:val="left"/>
+            </w:pPr>
+            <w:r>
+              <w:rPr>
+                <w:rFonts w:ascii="Times New Roman" w:hAnsi="Times New Roman" w:eastAsia="宋体"/>
+                <w:b w:val="0"/>
+                <w:sz w:val="24"/>
+              </w:rPr>
+              <w:t>Results · Revealing the origin…（p.267）</w:t>
+            </w:r>
+          </w:p>
+        </w:tc>
+        <w:tc>
+          <w:tcPr>
+            <w:tcW w:type="dxa" w:w="2822"/>
+          </w:tcPr>
+          <w:p>
+            <w:pPr>
+              <w:ind w:firstLine="0"/>
+              <w:jc w:val="left"/>
+            </w:pPr>
+            <w:r>
+              <w:rPr>
+                <w:rFonts w:ascii="Times New Roman" w:hAnsi="Times New Roman" w:eastAsia="宋体"/>
+                <w:b w:val="0"/>
+                <w:sz w:val="24"/>
+              </w:rPr>
+              <w:t>判断 MnO₂ 是否作为晶格氧源参与（对应你"Mn 是缓冲还是参与"的核心问题）</w:t>
+            </w:r>
+          </w:p>
+        </w:tc>
+      </w:tr>
+      <w:tr>
+        <w:tc>
+          <w:tcPr>
+            <w:tcW w:type="dxa" w:w="2822"/>
+          </w:tcPr>
+          <w:p>
+            <w:pPr>
+              <w:ind w:firstLine="0"/>
+              <w:jc w:val="left"/>
+            </w:pPr>
+            <w:r>
+              <w:rPr>
+                <w:rFonts w:ascii="Times New Roman" w:hAnsi="Times New Roman" w:eastAsia="宋体"/>
+                <w:b w:val="0"/>
+                <w:sz w:val="24"/>
+              </w:rPr>
+              <w:t xml:space="preserve">③ </w:t>
+            </w:r>
+            <w:r>
+              <w:rPr>
+                <w:rFonts w:ascii="Times New Roman" w:hAnsi="Times New Roman" w:eastAsia="宋体"/>
+                <w:b/>
+                <w:sz w:val="24"/>
+              </w:rPr>
+              <w:t>反应后相与侵蚀分析</w:t>
+            </w:r>
+          </w:p>
+        </w:tc>
+        <w:tc>
+          <w:tcPr>
+            <w:tcW w:type="dxa" w:w="2822"/>
+          </w:tcPr>
+          <w:p>
+            <w:pPr>
+              <w:ind w:firstLine="0"/>
+              <w:jc w:val="left"/>
+            </w:pPr>
+            <w:r>
+              <w:rPr>
+                <w:rFonts w:ascii="Times New Roman" w:hAnsi="Times New Roman" w:eastAsia="宋体"/>
+                <w:b w:val="0"/>
+                <w:sz w:val="24"/>
+              </w:rPr>
+              <w:t>Results · Chlorine chemistry inhibition（p.267）+ Methods（p.270）</w:t>
+            </w:r>
+          </w:p>
+        </w:tc>
+        <w:tc>
+          <w:tcPr>
+            <w:tcW w:type="dxa" w:w="2822"/>
+          </w:tcPr>
+          <w:p>
+            <w:pPr>
+              <w:ind w:firstLine="0"/>
+              <w:jc w:val="left"/>
+            </w:pPr>
+            <w:r>
+              <w:rPr>
+                <w:rFonts w:ascii="Times New Roman" w:hAnsi="Times New Roman" w:eastAsia="宋体"/>
+                <w:b w:val="0"/>
+                <w:sz w:val="24"/>
+              </w:rPr>
+              <w:t>XRD/XPS 查沉淀相与侵蚀物种 → 对应你课题"反应后相分析 + 电解液溶出定量"</w:t>
+            </w:r>
+          </w:p>
+        </w:tc>
+      </w:tr>
+    </w:tbl>
+    <w:p/>
+    <w:p/>
+    <w:p>
+      <w:r>
+        <w:br w:type="page"/>
+      </w:r>
+    </w:p>
+    <w:p>
+      <w:pPr>
+        <w:pStyle w:val="2"/>
+        <w:pageBreakBefore w:val="0"/>
+      </w:pPr>
+      <w:r>
+        <w:rPr>
+          <w:rFonts w:ascii="Times New Roman" w:hAnsi="Times New Roman" w:eastAsia="宋体"/>
+          <w:b/>
+          <w:sz w:val="44"/>
+        </w:rPr>
+        <w:t>🔴 第三优先：器件级验证与稳定性量化模板</w:t>
+      </w:r>
+    </w:p>
+    <w:p>
+      <w:pPr>
+        <w:spacing w:line="360" w:lineRule="auto"/>
+        <w:ind w:left="420"/>
+      </w:pPr>
+      <w:r>
+        <w:rPr>
+          <w:rFonts w:ascii="Times New Roman" w:hAnsi="Times New Roman" w:eastAsia="宋体"/>
+          <w:b w:val="0"/>
+          <w:sz w:val="24"/>
+        </w:rPr>
+        <w:t xml:space="preserve">• </w:t>
+      </w:r>
+      <w:r>
+        <w:rPr>
+          <w:rFonts w:ascii="Times New Roman" w:hAnsi="Times New Roman" w:eastAsia="宋体"/>
+          <w:b w:val="0"/>
+          <w:sz w:val="24"/>
+        </w:rPr>
+        <w:t>章节：</w:t>
+      </w:r>
+      <w:r>
+        <w:rPr>
+          <w:rFonts w:ascii="Times New Roman" w:hAnsi="Times New Roman" w:eastAsia="宋体"/>
+          <w:b/>
+          <w:sz w:val="24"/>
+        </w:rPr>
+        <w:t>Results · Flow-type natural seawater electrolyser（pp.268–269）</w:t>
+      </w:r>
+      <w:r>
+        <w:rPr>
+          <w:rFonts w:ascii="Times New Roman" w:hAnsi="Times New Roman" w:eastAsia="宋体"/>
+          <w:b w:val="0"/>
+          <w:sz w:val="24"/>
+        </w:rPr>
+        <w:t xml:space="preserve"> + </w:t>
+      </w:r>
+      <w:r>
+        <w:rPr>
+          <w:rFonts w:ascii="Times New Roman" w:hAnsi="Times New Roman" w:eastAsia="宋体"/>
+          <w:b/>
+          <w:sz w:val="24"/>
+        </w:rPr>
+        <w:t>Methods · Flow-type…electrolysers（p.270）</w:t>
+      </w:r>
+    </w:p>
+    <w:p>
+      <w:pPr>
+        <w:spacing w:line="360" w:lineRule="auto"/>
+        <w:ind w:left="420"/>
+      </w:pPr>
+      <w:r>
+        <w:rPr>
+          <w:rFonts w:ascii="Times New Roman" w:hAnsi="Times New Roman" w:eastAsia="宋体"/>
+          <w:b w:val="0"/>
+          <w:sz w:val="24"/>
+        </w:rPr>
+        <w:t xml:space="preserve">• </w:t>
+      </w:r>
+      <w:r>
+        <w:rPr>
+          <w:rFonts w:ascii="Times New Roman" w:hAnsi="Times New Roman" w:eastAsia="宋体"/>
+          <w:b w:val="0"/>
+          <w:sz w:val="24"/>
+        </w:rPr>
+        <w:t>参数：9 cm² 电极、膜预处理、催化剂喷涂、热压、流速、载量</w:t>
+      </w:r>
+    </w:p>
+    <w:p>
+      <w:pPr>
+        <w:spacing w:line="360" w:lineRule="auto"/>
+        <w:ind w:left="420"/>
+      </w:pPr>
+      <w:r>
+        <w:rPr>
+          <w:rFonts w:ascii="Times New Roman" w:hAnsi="Times New Roman" w:eastAsia="宋体"/>
+          <w:b w:val="0"/>
+          <w:sz w:val="24"/>
+        </w:rPr>
+        <w:t xml:space="preserve">• </w:t>
+      </w:r>
+      <w:r>
+        <w:rPr>
+          <w:rFonts w:ascii="Times New Roman" w:hAnsi="Times New Roman" w:eastAsia="宋体"/>
+          <w:b w:val="0"/>
+          <w:sz w:val="24"/>
+        </w:rPr>
+        <w:t>写法："</w:t>
+      </w:r>
+      <w:r>
+        <w:rPr>
+          <w:rFonts w:ascii="Times New Roman" w:hAnsi="Times New Roman" w:eastAsia="宋体"/>
+          <w:b/>
+          <w:sz w:val="24"/>
+        </w:rPr>
+        <w:t>电流密度 — 时长 — 保持率</w:t>
+      </w:r>
+      <w:r>
+        <w:rPr>
+          <w:rFonts w:ascii="Times New Roman" w:hAnsi="Times New Roman" w:eastAsia="宋体"/>
+          <w:b w:val="0"/>
+          <w:sz w:val="24"/>
+        </w:rPr>
+        <w:t xml:space="preserve">"三要素 + </w:t>
+      </w:r>
+      <w:r>
+        <w:rPr>
+          <w:rFonts w:ascii="Times New Roman" w:hAnsi="Times New Roman" w:eastAsia="宋体"/>
+          <w:b/>
+          <w:sz w:val="24"/>
+        </w:rPr>
+        <w:t>法拉第效率</w:t>
+      </w:r>
+      <w:r>
+        <w:rPr>
+          <w:rFonts w:ascii="Times New Roman" w:hAnsi="Times New Roman" w:eastAsia="宋体"/>
+          <w:b w:val="0"/>
+          <w:sz w:val="24"/>
+        </w:rPr>
+        <w:t>（H₂ ≈ 93%、O₂ ≈ 92%，pp.264、269）</w:t>
+      </w:r>
+    </w:p>
+    <w:p>
+      <w:pPr>
+        <w:spacing w:line="360" w:lineRule="auto"/>
+        <w:ind w:left="420"/>
+      </w:pPr>
+      <w:r>
+        <w:rPr>
+          <w:rFonts w:ascii="Times New Roman" w:hAnsi="Times New Roman" w:eastAsia="宋体"/>
+          <w:b w:val="0"/>
+          <w:sz w:val="24"/>
+        </w:rPr>
+        <w:t xml:space="preserve">• </w:t>
+      </w:r>
+      <w:r>
+        <w:rPr>
+          <w:rFonts w:ascii="Times New Roman" w:hAnsi="Times New Roman" w:eastAsia="宋体"/>
+          <w:b w:val="0"/>
+          <w:sz w:val="24"/>
+        </w:rPr>
+        <w:t xml:space="preserve">对标：25 °C、2.33 V → </w:t>
+      </w:r>
+      <w:r>
+        <w:rPr>
+          <w:rFonts w:ascii="Times New Roman" w:hAnsi="Times New Roman" w:eastAsia="宋体"/>
+          <w:b/>
+          <w:sz w:val="24"/>
+        </w:rPr>
+        <w:t>1.0 A cm⁻²</w:t>
+      </w:r>
+      <w:r>
+        <w:rPr>
+          <w:rFonts w:ascii="Times New Roman" w:hAnsi="Times New Roman" w:eastAsia="宋体"/>
+          <w:b w:val="0"/>
+          <w:sz w:val="24"/>
+        </w:rPr>
+        <w:t xml:space="preserve">；60 °C 仅需 </w:t>
+      </w:r>
+      <w:r>
+        <w:rPr>
+          <w:rFonts w:ascii="Times New Roman" w:hAnsi="Times New Roman" w:eastAsia="宋体"/>
+          <w:b/>
+          <w:sz w:val="24"/>
+        </w:rPr>
+        <w:t>1.87 V</w:t>
+      </w:r>
+      <w:r>
+        <w:rPr>
+          <w:rFonts w:ascii="Times New Roman" w:hAnsi="Times New Roman" w:eastAsia="宋体"/>
+          <w:b w:val="0"/>
+          <w:sz w:val="24"/>
+        </w:rPr>
+        <w:t xml:space="preserve"> → 1.0 A cm⁻²；</w:t>
+      </w:r>
+      <w:r>
+        <w:rPr>
+          <w:rFonts w:ascii="Times New Roman" w:hAnsi="Times New Roman" w:eastAsia="宋体"/>
+          <w:b/>
+          <w:sz w:val="24"/>
+        </w:rPr>
+        <w:t>500 mA cm⁻² 稳定 &gt;100 h</w:t>
+      </w:r>
+    </w:p>
+    <w:p/>
+    <w:p>
+      <w:r>
+        <w:br w:type="page"/>
+      </w:r>
+    </w:p>
+    <w:p>
+      <w:pPr>
+        <w:pStyle w:val="2"/>
+        <w:pageBreakBefore w:val="0"/>
+      </w:pPr>
+      <w:r>
+        <w:rPr>
+          <w:rFonts w:ascii="Times New Roman" w:hAnsi="Times New Roman" w:eastAsia="宋体"/>
+          <w:b/>
+          <w:sz w:val="44"/>
+        </w:rPr>
+        <w:t>⚪ 可以快读/跳过</w:t>
+      </w:r>
+    </w:p>
+    <w:p>
+      <w:pPr>
+        <w:spacing w:line="360" w:lineRule="auto"/>
+        <w:ind w:left="420"/>
+      </w:pPr>
+      <w:r>
+        <w:rPr>
+          <w:rFonts w:ascii="Times New Roman" w:hAnsi="Times New Roman" w:eastAsia="宋体"/>
+          <w:b w:val="0"/>
+          <w:sz w:val="24"/>
+        </w:rPr>
+        <w:t xml:space="preserve">• </w:t>
+      </w:r>
+      <w:r>
+        <w:rPr>
+          <w:rFonts w:ascii="Times New Roman" w:hAnsi="Times New Roman" w:eastAsia="宋体"/>
+          <w:b/>
+          <w:sz w:val="24"/>
+        </w:rPr>
+        <w:t>Introduction 中关于海水资源与氢能的宏观铺垫</w:t>
+      </w:r>
+      <w:r>
+        <w:rPr>
+          <w:rFonts w:ascii="Times New Roman" w:hAnsi="Times New Roman" w:eastAsia="宋体"/>
+          <w:b w:val="0"/>
+          <w:sz w:val="24"/>
+        </w:rPr>
+        <w:t>（p.264 前半）：扫读即可。</w:t>
+      </w:r>
+    </w:p>
+    <w:p>
+      <w:pPr>
+        <w:spacing w:line="360" w:lineRule="auto"/>
+        <w:ind w:left="420"/>
+      </w:pPr>
+      <w:r>
+        <w:rPr>
+          <w:rFonts w:ascii="Times New Roman" w:hAnsi="Times New Roman" w:eastAsia="宋体"/>
+          <w:b w:val="0"/>
+          <w:sz w:val="24"/>
+        </w:rPr>
+        <w:t xml:space="preserve">• </w:t>
+      </w:r>
+      <w:r>
+        <w:rPr>
+          <w:rFonts w:ascii="Times New Roman" w:hAnsi="Times New Roman" w:eastAsia="宋体"/>
+          <w:b/>
+          <w:sz w:val="24"/>
+        </w:rPr>
+        <w:t>Results · Chlorine chemistry inhibition（p.267）的 Cl⁻ 化学细节</w:t>
+      </w:r>
+      <w:r>
+        <w:rPr>
+          <w:rFonts w:ascii="Times New Roman" w:hAnsi="Times New Roman" w:eastAsia="宋体"/>
+          <w:b w:val="0"/>
+          <w:sz w:val="24"/>
+        </w:rPr>
+        <w:t>：只需记住"XPS 几乎无 Cl、选择性 ~98%、表面 OH⁻ 过量近两个数量级"三句。</w:t>
+      </w:r>
+    </w:p>
+    <w:p>
+      <w:pPr>
+        <w:spacing w:line="360" w:lineRule="auto"/>
+        <w:ind w:left="420"/>
+      </w:pPr>
+      <w:r>
+        <w:rPr>
+          <w:rFonts w:ascii="Times New Roman" w:hAnsi="Times New Roman" w:eastAsia="宋体"/>
+          <w:b w:val="0"/>
+          <w:sz w:val="24"/>
+        </w:rPr>
+        <w:t xml:space="preserve">• </w:t>
+      </w:r>
+      <w:r>
+        <w:rPr>
+          <w:rFonts w:ascii="Times New Roman" w:hAnsi="Times New Roman" w:eastAsia="宋体"/>
+          <w:b/>
+          <w:sz w:val="24"/>
+        </w:rPr>
+        <w:t>Conclusions（p.269）</w:t>
+      </w:r>
+      <w:r>
+        <w:rPr>
+          <w:rFonts w:ascii="Times New Roman" w:hAnsi="Times New Roman" w:eastAsia="宋体"/>
+          <w:b w:val="0"/>
+          <w:sz w:val="24"/>
+        </w:rPr>
+        <w:t>：与 Abstract 重复，扫一眼。</w:t>
+      </w:r>
+    </w:p>
+    <w:p>
+      <w:pPr>
+        <w:spacing w:line="360" w:lineRule="auto"/>
+        <w:ind w:left="420"/>
+      </w:pPr>
+      <w:r>
+        <w:rPr>
+          <w:rFonts w:ascii="Times New Roman" w:hAnsi="Times New Roman" w:eastAsia="宋体"/>
+          <w:b w:val="0"/>
+          <w:sz w:val="24"/>
+        </w:rPr>
+        <w:t xml:space="preserve">• </w:t>
+      </w:r>
+      <w:r>
+        <w:rPr>
+          <w:rFonts w:ascii="Times New Roman" w:hAnsi="Times New Roman" w:eastAsia="宋体"/>
+          <w:b/>
+          <w:sz w:val="24"/>
+        </w:rPr>
+        <w:t>Methods 里的 UV–vis 与计算细节</w:t>
+      </w:r>
+      <w:r>
+        <w:rPr>
+          <w:rFonts w:ascii="Times New Roman" w:hAnsi="Times New Roman" w:eastAsia="宋体"/>
+          <w:b w:val="0"/>
+          <w:sz w:val="24"/>
+        </w:rPr>
+        <w:t>（p.270）：除非你要复现界面 pH 法，否则略读。</w:t>
+      </w:r>
+    </w:p>
+    <w:p/>
+    <w:p>
+      <w:r>
+        <w:br w:type="page"/>
+      </w:r>
+    </w:p>
+    <w:p>
+      <w:pPr>
+        <w:pStyle w:val="2"/>
+        <w:pageBreakBefore w:val="0"/>
+      </w:pPr>
+      <w:r>
+        <w:rPr>
+          <w:rFonts w:ascii="Times New Roman" w:hAnsi="Times New Roman" w:eastAsia="宋体"/>
+          <w:b/>
+          <w:sz w:val="44"/>
+        </w:rPr>
+        <w:t>⚠️ 边界条件（必须写进 pre 的"局限"，这是加分点）</w:t>
+      </w:r>
+    </w:p>
+    <w:p>
+      <w:pPr>
+        <w:spacing w:line="360" w:lineRule="auto"/>
+        <w:ind w:left="420"/>
+      </w:pPr>
+      <w:r>
+        <w:rPr>
+          <w:rFonts w:ascii="Times New Roman" w:hAnsi="Times New Roman" w:eastAsia="宋体"/>
+          <w:b w:val="0"/>
+          <w:sz w:val="24"/>
+        </w:rPr>
+        <w:t xml:space="preserve">1. </w:t>
+      </w:r>
+      <w:r>
+        <w:rPr>
+          <w:rFonts w:ascii="Times New Roman" w:hAnsi="Times New Roman" w:eastAsia="宋体"/>
+          <w:b/>
+          <w:sz w:val="24"/>
+        </w:rPr>
+        <w:t>机制不可照搬</w:t>
+      </w:r>
+      <w:r>
+        <w:rPr>
+          <w:rFonts w:ascii="Times New Roman" w:hAnsi="Times New Roman" w:eastAsia="宋体"/>
+          <w:b w:val="0"/>
+          <w:sz w:val="24"/>
+        </w:rPr>
+        <w:t xml:space="preserve">：Cr³⁺ 的 </w:t>
+      </w:r>
+      <w:r>
+        <w:rPr>
+          <w:rFonts w:ascii="Times New Roman" w:hAnsi="Times New Roman" w:eastAsia="宋体"/>
+          <w:b/>
+          <w:sz w:val="24"/>
+        </w:rPr>
+        <w:t>pKa 仅 2.05</w:t>
+      </w:r>
+      <w:r>
+        <w:rPr>
+          <w:rFonts w:ascii="Times New Roman" w:hAnsi="Times New Roman" w:eastAsia="宋体"/>
+          <w:b w:val="0"/>
+          <w:sz w:val="24"/>
+        </w:rPr>
+        <w:t xml:space="preserve">，pH&lt;2 时极易以离子态存在 → </w:t>
+      </w:r>
+      <w:r>
+        <w:rPr>
+          <w:rFonts w:ascii="Times New Roman" w:hAnsi="Times New Roman" w:eastAsia="宋体"/>
+          <w:b/>
+          <w:sz w:val="24"/>
+        </w:rPr>
+        <w:t>"靠硬酸阳离子劈水造局部碱性"在强酸中不成立</w:t>
+      </w:r>
+      <w:r>
+        <w:rPr>
+          <w:rFonts w:ascii="Times New Roman" w:hAnsi="Times New Roman" w:eastAsia="宋体"/>
+          <w:b w:val="0"/>
+          <w:sz w:val="24"/>
+        </w:rPr>
+        <w:t>（Introduction, p.265 + R1）。</w:t>
+      </w:r>
+    </w:p>
+    <w:p>
+      <w:pPr>
+        <w:spacing w:line="360" w:lineRule="auto"/>
+        <w:ind w:left="420"/>
+      </w:pPr>
+      <w:r>
+        <w:rPr>
+          <w:rFonts w:ascii="Times New Roman" w:hAnsi="Times New Roman" w:eastAsia="宋体"/>
+          <w:b w:val="0"/>
+          <w:sz w:val="24"/>
+        </w:rPr>
+        <w:t xml:space="preserve">2. </w:t>
+      </w:r>
+      <w:r>
+        <w:rPr>
+          <w:rFonts w:ascii="Times New Roman" w:hAnsi="Times New Roman" w:eastAsia="宋体"/>
+          <w:b/>
+          <w:sz w:val="24"/>
+        </w:rPr>
+        <w:t>范式差异</w:t>
+      </w:r>
+      <w:r>
+        <w:rPr>
+          <w:rFonts w:ascii="Times New Roman" w:hAnsi="Times New Roman" w:eastAsia="宋体"/>
+          <w:b w:val="0"/>
+          <w:sz w:val="24"/>
+        </w:rPr>
+        <w:t xml:space="preserve">：Cr₂O₃ = </w:t>
+      </w:r>
+      <w:r>
+        <w:rPr>
+          <w:rFonts w:ascii="Times New Roman" w:hAnsi="Times New Roman" w:eastAsia="宋体"/>
+          <w:b/>
+          <w:sz w:val="24"/>
+        </w:rPr>
+        <w:t>惰性屏障型</w:t>
+      </w:r>
+      <w:r>
+        <w:rPr>
+          <w:rFonts w:ascii="Times New Roman" w:hAnsi="Times New Roman" w:eastAsia="宋体"/>
+          <w:b w:val="0"/>
+          <w:sz w:val="24"/>
+        </w:rPr>
+        <w:t xml:space="preserve">（稳定但不参与）；你的 </w:t>
+      </w:r>
+      <w:r>
+        <w:rPr>
+          <w:rFonts w:ascii="Times New Roman" w:hAnsi="Times New Roman" w:eastAsia="宋体"/>
+          <w:b/>
+          <w:sz w:val="24"/>
+        </w:rPr>
+        <w:t>MnO₂ = 氧化还原缓冲型</w:t>
+      </w:r>
+      <w:r>
+        <w:rPr>
+          <w:rFonts w:ascii="Times New Roman" w:hAnsi="Times New Roman" w:eastAsia="宋体"/>
+          <w:b w:val="0"/>
+          <w:sz w:val="24"/>
+        </w:rPr>
+        <w:t xml:space="preserve">（Mn⁴⁺/Mn³⁺ 可逆变价，通过接住/回供电子抑制 Ru 达到易溶高价态）→ </w:t>
+      </w:r>
+      <w:r>
+        <w:rPr>
+          <w:rFonts w:ascii="Times New Roman" w:hAnsi="Times New Roman" w:eastAsia="宋体"/>
+          <w:b/>
+          <w:sz w:val="24"/>
+        </w:rPr>
+        <w:t>"Cr₂O₃ 稳定但不参与，MnO₂ 参与但需自身稳定"</w:t>
+      </w:r>
+      <w:r>
+        <w:rPr>
+          <w:rFonts w:ascii="Times New Roman" w:hAnsi="Times New Roman" w:eastAsia="宋体"/>
+          <w:b w:val="0"/>
+          <w:sz w:val="24"/>
+        </w:rPr>
+        <w:t>（R2）。</w:t>
+      </w:r>
+    </w:p>
+    <w:p>
+      <w:pPr>
+        <w:spacing w:line="360" w:lineRule="auto"/>
+        <w:ind w:left="420"/>
+      </w:pPr>
+      <w:r>
+        <w:rPr>
+          <w:rFonts w:ascii="Times New Roman" w:hAnsi="Times New Roman" w:eastAsia="宋体"/>
+          <w:b w:val="0"/>
+          <w:sz w:val="24"/>
+        </w:rPr>
+        <w:t xml:space="preserve">3. </w:t>
+      </w:r>
+      <w:r>
+        <w:rPr>
+          <w:rFonts w:ascii="Times New Roman" w:hAnsi="Times New Roman" w:eastAsia="宋体"/>
+          <w:b/>
+          <w:sz w:val="24"/>
+        </w:rPr>
+        <w:t>稳定性判据不同</w:t>
+      </w:r>
+      <w:r>
+        <w:rPr>
+          <w:rFonts w:ascii="Times New Roman" w:hAnsi="Times New Roman" w:eastAsia="宋体"/>
+          <w:b w:val="0"/>
+          <w:sz w:val="24"/>
+        </w:rPr>
+        <w:t>：本文用衰减率/保持率（Results · Flow-type…, pp.268–269），</w:t>
+      </w:r>
+      <w:r>
+        <w:rPr>
+          <w:rFonts w:ascii="Times New Roman" w:hAnsi="Times New Roman" w:eastAsia="宋体"/>
+          <w:b/>
+          <w:sz w:val="24"/>
+        </w:rPr>
+        <w:t>无 ICP 溶出定量、无 S-number</w:t>
+      </w:r>
+      <w:r>
+        <w:rPr>
+          <w:rFonts w:ascii="Times New Roman" w:hAnsi="Times New Roman" w:eastAsia="宋体"/>
+          <w:b w:val="0"/>
+          <w:sz w:val="24"/>
+        </w:rPr>
+        <w:t xml:space="preserve"> → 你的酸性体系必须自补。</w:t>
+      </w:r>
+    </w:p>
+    <w:p/>
+    <w:p>
+      <w:r>
+        <w:br w:type="page"/>
+      </w:r>
+    </w:p>
+    <w:p>
+      <w:pPr>
+        <w:pStyle w:val="2"/>
+        <w:pageBreakBefore w:val="0"/>
+      </w:pPr>
+      <w:r>
+        <w:rPr>
+          <w:rFonts w:ascii="Times New Roman" w:hAnsi="Times New Roman" w:eastAsia="宋体"/>
+          <w:b/>
+          <w:sz w:val="44"/>
+        </w:rPr>
+        <w:t>🧭 读的时候带着这 5 个问题</w:t>
+      </w:r>
+    </w:p>
+    <w:p>
+      <w:pPr>
+        <w:spacing w:line="360" w:lineRule="auto"/>
+        <w:ind w:firstLine="420"/>
+      </w:pPr>
+      <w:r>
+        <w:rPr>
+          <w:rFonts w:ascii="Times New Roman" w:hAnsi="Times New Roman" w:eastAsia="宋体"/>
+          <w:b w:val="0"/>
+          <w:sz w:val="24"/>
+        </w:rPr>
+        <w:t xml:space="preserve">见同目录 </w:t>
+      </w:r>
+      <w:r>
+        <w:rPr>
+          <w:rFonts w:ascii="Consolas" w:hAnsi="Consolas" w:eastAsia="Consolas"/>
+          <w:sz w:val="24"/>
+          <w:shd w:fill="F0F0F0"/>
+        </w:rPr>
+        <w:t>01-五个问题与标准答案.md</w:t>
+      </w:r>
+    </w:p>
+    <w:p/>
+    <w:p>
+      <w:r>
+        <w:br w:type="page"/>
+      </w:r>
+    </w:p>
+    <w:p>
+      <w:pPr>
+        <w:pStyle w:val="2"/>
+        <w:pageBreakBefore w:val="0"/>
+      </w:pPr>
+      <w:r>
+        <w:rPr>
+          <w:rFonts w:ascii="Times New Roman" w:hAnsi="Times New Roman" w:eastAsia="宋体"/>
+          <w:b/>
+          <w:sz w:val="44"/>
+        </w:rPr>
+        <w:t>🎯 对 9.24 pre 的用处（**注意：本轮 PPT 正式内容只用 mentor 指定的 5 篇文献**）</w:t>
+      </w:r>
+    </w:p>
+    <w:tbl>
+      <w:tblPr>
+        <w:tblStyle w:val="21"/>
+        <w:tblW w:type="auto" w:w="0"/>
+        <w:jc w:val="center"/>
+        <w:tblLook w:firstColumn="1" w:firstRow="1" w:lastColumn="0" w:lastRow="0" w:noHBand="0" w:noVBand="1" w:val="04A0"/>
+      </w:tblPr>
+      <w:tblGrid>
+        <w:gridCol w:w="2822"/>
+        <w:gridCol w:w="2822"/>
+        <w:gridCol w:w="2822"/>
+      </w:tblGrid>
+      <w:tr>
+        <w:tc>
+          <w:tcPr>
+            <w:tcW w:type="dxa" w:w="2463"/>
+            <w:shd w:fill="D9D9D9"/>
+          </w:tcPr>
+          <w:p>
+            <w:pPr>
+              <w:ind w:firstLine="0"/>
+              <w:jc w:val="center"/>
+            </w:pPr>
+            <w:r>
+              <w:rPr>
+                <w:rFonts w:ascii="Times New Roman" w:hAnsi="Times New Roman" w:eastAsia="宋体"/>
+                <w:b w:val="0"/>
+                <w:sz w:val="20"/>
+              </w:rPr>
+              <w:t>PPT 页</w:t>
+            </w:r>
+          </w:p>
+        </w:tc>
+        <w:tc>
+          <w:tcPr>
+            <w:tcW w:type="dxa" w:w="3853"/>
+            <w:shd w:fill="D9D9D9"/>
+          </w:tcPr>
+          <w:p>
+            <w:pPr>
+              <w:ind w:firstLine="0"/>
+              <w:jc w:val="center"/>
+            </w:pPr>
+            <w:r>
+              <w:rPr>
+                <w:rFonts w:ascii="Times New Roman" w:hAnsi="Times New Roman" w:eastAsia="宋体"/>
+                <w:b w:val="0"/>
+                <w:sz w:val="20"/>
+              </w:rPr>
+              <w:t>用它的什么</w:t>
+            </w:r>
+          </w:p>
+        </w:tc>
+        <w:tc>
+          <w:tcPr>
+            <w:tcW w:type="dxa" w:w="2147"/>
+            <w:shd w:fill="D9D9D9"/>
+          </w:tcPr>
+          <w:p>
+            <w:pPr>
+              <w:ind w:firstLine="0"/>
+              <w:jc w:val="center"/>
+            </w:pPr>
+            <w:r>
+              <w:rPr>
+                <w:rFonts w:ascii="Times New Roman" w:hAnsi="Times New Roman" w:eastAsia="宋体"/>
+                <w:b w:val="0"/>
+                <w:sz w:val="20"/>
+              </w:rPr>
+              <w:t>章节位置</w:t>
+            </w:r>
+          </w:p>
+        </w:tc>
+      </w:tr>
+      <w:tr>
+        <w:tc>
+          <w:tcPr>
+            <w:tcW w:type="dxa" w:w="2822"/>
+          </w:tcPr>
+          <w:p>
+            <w:pPr>
+              <w:ind w:firstLine="0"/>
+              <w:jc w:val="left"/>
+            </w:pPr>
+            <w:r>
+              <w:rPr>
+                <w:rFonts w:ascii="Times New Roman" w:hAnsi="Times New Roman" w:eastAsia="宋体"/>
+                <w:b/>
+                <w:sz w:val="24"/>
+              </w:rPr>
+              <w:t>P2</w:t>
+            </w:r>
+            <w:r>
+              <w:rPr>
+                <w:rFonts w:ascii="Times New Roman" w:hAnsi="Times New Roman" w:eastAsia="宋体"/>
+                <w:b w:val="0"/>
+                <w:sz w:val="24"/>
+              </w:rPr>
+              <w:t xml:space="preserve"> Background</w:t>
+            </w:r>
+          </w:p>
+        </w:tc>
+        <w:tc>
+          <w:tcPr>
+            <w:tcW w:type="dxa" w:w="2822"/>
+          </w:tcPr>
+          <w:p>
+            <w:pPr>
+              <w:ind w:firstLine="0"/>
+              <w:jc w:val="left"/>
+            </w:pPr>
+            <w:r>
+              <w:rPr>
+                <w:rFonts w:ascii="Times New Roman" w:hAnsi="Times New Roman" w:eastAsia="宋体"/>
+                <w:b w:val="0"/>
+                <w:sz w:val="24"/>
+              </w:rPr>
+              <w:t>"界面/位点周围的环境决定动力学与稳定性"这一视角</w:t>
+            </w:r>
+          </w:p>
+        </w:tc>
+        <w:tc>
+          <w:tcPr>
+            <w:tcW w:type="dxa" w:w="2822"/>
+          </w:tcPr>
+          <w:p>
+            <w:pPr>
+              <w:ind w:firstLine="0"/>
+              <w:jc w:val="left"/>
+            </w:pPr>
+            <w:r>
+              <w:rPr>
+                <w:rFonts w:ascii="Times New Roman" w:hAnsi="Times New Roman" w:eastAsia="宋体"/>
+                <w:b w:val="0"/>
+                <w:sz w:val="24"/>
+              </w:rPr>
+              <w:t>Introduction（pp.264–265）</w:t>
+            </w:r>
+          </w:p>
+        </w:tc>
+      </w:tr>
+      <w:tr>
+        <w:tc>
+          <w:tcPr>
+            <w:tcW w:type="dxa" w:w="2822"/>
+          </w:tcPr>
+          <w:p>
+            <w:pPr>
+              <w:ind w:firstLine="0"/>
+              <w:jc w:val="left"/>
+            </w:pPr>
+            <w:r>
+              <w:rPr>
+                <w:rFonts w:ascii="Times New Roman" w:hAnsi="Times New Roman" w:eastAsia="宋体"/>
+                <w:b/>
+                <w:sz w:val="24"/>
+              </w:rPr>
+              <w:t>P6</w:t>
+            </w:r>
+            <w:r>
+              <w:rPr>
+                <w:rFonts w:ascii="Times New Roman" w:hAnsi="Times New Roman" w:eastAsia="宋体"/>
+                <w:b w:val="0"/>
+                <w:sz w:val="24"/>
+              </w:rPr>
+              <w:t xml:space="preserve"> Literature review III（界面与器件层）</w:t>
+            </w:r>
+          </w:p>
+        </w:tc>
+        <w:tc>
+          <w:tcPr>
+            <w:tcW w:type="dxa" w:w="2822"/>
+          </w:tcPr>
+          <w:p>
+            <w:pPr>
+              <w:ind w:firstLine="0"/>
+              <w:jc w:val="left"/>
+            </w:pPr>
+            <w:r>
+              <w:rPr>
+                <w:rFonts w:ascii="Times New Roman" w:hAnsi="Times New Roman" w:eastAsia="宋体"/>
+                <w:b w:val="0"/>
+                <w:sz w:val="24"/>
+              </w:rPr>
+              <w:t>① 局部微环境调控的范式 ② 三件可迁移工具 ③ 器件级"三要素 + 法拉第效率"写法</w:t>
+            </w:r>
+          </w:p>
+        </w:tc>
+        <w:tc>
+          <w:tcPr>
+            <w:tcW w:type="dxa" w:w="2822"/>
+          </w:tcPr>
+          <w:p>
+            <w:pPr>
+              <w:ind w:firstLine="0"/>
+              <w:jc w:val="left"/>
+            </w:pPr>
+            <w:r>
+              <w:rPr>
+                <w:rFonts w:ascii="Times New Roman" w:hAnsi="Times New Roman" w:eastAsia="宋体"/>
+                <w:b w:val="0"/>
+                <w:sz w:val="24"/>
+              </w:rPr>
+              <w:t>p.266 / p.267 / p.270 / pp.268–269</w:t>
+            </w:r>
+          </w:p>
+        </w:tc>
+      </w:tr>
+      <w:tr>
+        <w:tc>
+          <w:tcPr>
+            <w:tcW w:type="dxa" w:w="2822"/>
+          </w:tcPr>
+          <w:p>
+            <w:pPr>
+              <w:ind w:firstLine="0"/>
+              <w:jc w:val="left"/>
+            </w:pPr>
+            <w:r>
+              <w:rPr>
+                <w:rFonts w:ascii="Times New Roman" w:hAnsi="Times New Roman" w:eastAsia="宋体"/>
+                <w:b/>
+                <w:sz w:val="24"/>
+              </w:rPr>
+              <w:t>P8</w:t>
+            </w:r>
+            <w:r>
+              <w:rPr>
+                <w:rFonts w:ascii="Times New Roman" w:hAnsi="Times New Roman" w:eastAsia="宋体"/>
+                <w:b w:val="0"/>
+                <w:sz w:val="24"/>
+              </w:rPr>
+              <w:t xml:space="preserve"> Risk &amp; go/no-go</w:t>
+            </w:r>
+          </w:p>
+        </w:tc>
+        <w:tc>
+          <w:tcPr>
+            <w:tcW w:type="dxa" w:w="2822"/>
+          </w:tcPr>
+          <w:p>
+            <w:pPr>
+              <w:ind w:firstLine="0"/>
+              <w:jc w:val="left"/>
+            </w:pPr>
+            <w:r>
+              <w:rPr>
+                <w:rFonts w:ascii="Times New Roman" w:hAnsi="Times New Roman" w:eastAsia="宋体"/>
+                <w:b w:val="0"/>
+                <w:sz w:val="24"/>
+              </w:rPr>
+              <w:t>用"局部环境"框架支撑"在 Ru 位点外包一层能劈水/捕获中间体的氧化物"的假设（R2）</w:t>
+            </w:r>
+          </w:p>
+        </w:tc>
+        <w:tc>
+          <w:tcPr>
+            <w:tcW w:type="dxa" w:w="2822"/>
+          </w:tcPr>
+          <w:p>
+            <w:pPr>
+              <w:ind w:firstLine="0"/>
+              <w:jc w:val="left"/>
+            </w:pPr>
+            <w:r>
+              <w:rPr>
+                <w:rFonts w:ascii="Times New Roman" w:hAnsi="Times New Roman" w:eastAsia="宋体"/>
+                <w:b w:val="0"/>
+                <w:sz w:val="24"/>
+              </w:rPr>
+              <w:t>p.266 + R2</w:t>
+            </w:r>
+          </w:p>
+        </w:tc>
+      </w:tr>
+      <w:tr>
+        <w:tc>
+          <w:tcPr>
+            <w:tcW w:type="dxa" w:w="2822"/>
+          </w:tcPr>
+          <w:p>
+            <w:pPr>
+              <w:ind w:firstLine="0"/>
+              <w:jc w:val="left"/>
+            </w:pPr>
+            <w:r>
+              <w:rPr>
+                <w:rFonts w:ascii="Times New Roman" w:hAnsi="Times New Roman" w:eastAsia="宋体"/>
+                <w:b/>
+                <w:sz w:val="24"/>
+              </w:rPr>
+              <w:t>P10</w:t>
+            </w:r>
+            <w:r>
+              <w:rPr>
+                <w:rFonts w:ascii="Times New Roman" w:hAnsi="Times New Roman" w:eastAsia="宋体"/>
+                <w:b w:val="0"/>
+                <w:sz w:val="24"/>
+              </w:rPr>
+              <w:t xml:space="preserve"> Experiment plan II</w:t>
+            </w:r>
+          </w:p>
+        </w:tc>
+        <w:tc>
+          <w:tcPr>
+            <w:tcW w:type="dxa" w:w="2822"/>
+          </w:tcPr>
+          <w:p>
+            <w:pPr>
+              <w:ind w:firstLine="0"/>
+              <w:jc w:val="left"/>
+            </w:pPr>
+            <w:r>
+              <w:rPr>
+                <w:rFonts w:ascii="Times New Roman" w:hAnsi="Times New Roman" w:eastAsia="宋体"/>
+                <w:b w:val="0"/>
+                <w:sz w:val="24"/>
+              </w:rPr>
+              <w:t>界面 pH 定量（RRDE）、¹⁸O KIE、反应后 XRD/XPS 相分析</w:t>
+            </w:r>
+          </w:p>
+        </w:tc>
+        <w:tc>
+          <w:tcPr>
+            <w:tcW w:type="dxa" w:w="2822"/>
+          </w:tcPr>
+          <w:p>
+            <w:pPr>
+              <w:ind w:firstLine="0"/>
+              <w:jc w:val="left"/>
+            </w:pPr>
+            <w:r>
+              <w:rPr>
+                <w:rFonts w:ascii="Times New Roman" w:hAnsi="Times New Roman" w:eastAsia="宋体"/>
+                <w:b w:val="0"/>
+                <w:sz w:val="24"/>
+              </w:rPr>
+              <w:t>p.270 / p.267</w:t>
+            </w:r>
+          </w:p>
+        </w:tc>
+      </w:tr>
+      <w:tr>
+        <w:tc>
+          <w:tcPr>
+            <w:tcW w:type="dxa" w:w="2822"/>
+          </w:tcPr>
+          <w:p>
+            <w:pPr>
+              <w:ind w:firstLine="0"/>
+              <w:jc w:val="left"/>
+            </w:pPr>
+            <w:r>
+              <w:rPr>
+                <w:rFonts w:ascii="Times New Roman" w:hAnsi="Times New Roman" w:eastAsia="宋体"/>
+                <w:b/>
+                <w:sz w:val="24"/>
+              </w:rPr>
+              <w:t>Q&amp;A 备答</w:t>
+            </w:r>
+          </w:p>
+        </w:tc>
+        <w:tc>
+          <w:tcPr>
+            <w:tcW w:type="dxa" w:w="2822"/>
+          </w:tcPr>
+          <w:p>
+            <w:pPr>
+              <w:ind w:firstLine="0"/>
+              <w:jc w:val="left"/>
+            </w:pPr>
+            <w:r>
+              <w:rPr>
+                <w:rFonts w:ascii="Times New Roman" w:hAnsi="Times New Roman" w:eastAsia="宋体"/>
+                <w:b w:val="0"/>
+                <w:sz w:val="24"/>
+              </w:rPr>
+              <w:t xml:space="preserve">被问"能不能照搬到酸性"→ 直接答 </w:t>
+            </w:r>
+            <w:r>
+              <w:rPr>
+                <w:rFonts w:ascii="Times New Roman" w:hAnsi="Times New Roman" w:eastAsia="宋体"/>
+                <w:b/>
+                <w:sz w:val="24"/>
+              </w:rPr>
+              <w:t>Cr³⁺ pKa 2.05 不成立</w:t>
+            </w:r>
+            <w:r>
+              <w:rPr>
+                <w:rFonts w:ascii="Times New Roman" w:hAnsi="Times New Roman" w:eastAsia="宋体"/>
+                <w:b w:val="0"/>
+                <w:sz w:val="24"/>
+              </w:rPr>
+              <w:t>（显示你读透了边界）</w:t>
+            </w:r>
+          </w:p>
+        </w:tc>
+        <w:tc>
+          <w:tcPr>
+            <w:tcW w:type="dxa" w:w="2822"/>
+          </w:tcPr>
+          <w:p>
+            <w:pPr>
+              <w:ind w:firstLine="0"/>
+              <w:jc w:val="left"/>
+            </w:pPr>
+            <w:r>
+              <w:rPr>
+                <w:rFonts w:ascii="Times New Roman" w:hAnsi="Times New Roman" w:eastAsia="宋体"/>
+                <w:b w:val="0"/>
+                <w:sz w:val="24"/>
+              </w:rPr>
+              <w:t>p.265</w:t>
+            </w:r>
+          </w:p>
+        </w:tc>
+      </w:tr>
+    </w:tbl>
+    <w:p/>
+    <w:p/>
+    <w:p>
+      <w:r>
+        <w:br w:type="page"/>
+      </w:r>
+    </w:p>
+    <w:p>
+      <w:pPr>
+        <w:pStyle w:val="2"/>
+        <w:pageBreakBefore w:val="0"/>
+      </w:pPr>
+      <w:r>
+        <w:rPr>
+          <w:rFonts w:ascii="Times New Roman" w:hAnsi="Times New Roman" w:eastAsia="宋体"/>
+          <w:b/>
+          <w:sz w:val="44"/>
+        </w:rPr>
+        <w:t>⚠️ 这篇文献没给的（缺口）</w:t>
+      </w:r>
+    </w:p>
+    <w:p>
+      <w:pPr>
+        <w:spacing w:line="360" w:lineRule="auto"/>
+        <w:ind w:left="420"/>
+      </w:pPr>
+      <w:r>
+        <w:rPr>
+          <w:rFonts w:ascii="Times New Roman" w:hAnsi="Times New Roman" w:eastAsia="宋体"/>
+          <w:b w:val="0"/>
+          <w:sz w:val="24"/>
+        </w:rPr>
+        <w:t xml:space="preserve">• </w:t>
+      </w:r>
+      <w:r>
+        <w:rPr>
+          <w:rFonts w:ascii="Times New Roman" w:hAnsi="Times New Roman" w:eastAsia="宋体"/>
+          <w:b/>
+          <w:sz w:val="24"/>
+        </w:rPr>
+        <w:t>酸性体系的一切</w:t>
+      </w:r>
+      <w:r>
+        <w:rPr>
+          <w:rFonts w:ascii="Times New Roman" w:hAnsi="Times New Roman" w:eastAsia="宋体"/>
+          <w:b w:val="0"/>
+          <w:sz w:val="24"/>
+        </w:rPr>
+        <w:t>（本文 1 M KOH / 近中性海水）→ 稳定化幅度</w:t>
+      </w:r>
+      <w:r>
+        <w:rPr>
+          <w:rFonts w:ascii="Times New Roman" w:hAnsi="Times New Roman" w:eastAsia="宋体"/>
+          <w:b/>
+          <w:sz w:val="24"/>
+        </w:rPr>
+        <w:t>不可外推</w:t>
+      </w:r>
+      <w:r>
+        <w:rPr>
+          <w:rFonts w:ascii="Times New Roman" w:hAnsi="Times New Roman" w:eastAsia="宋体"/>
+          <w:b w:val="0"/>
+          <w:sz w:val="24"/>
+        </w:rPr>
+        <w:t>（R1/R2）。</w:t>
+      </w:r>
+    </w:p>
+    <w:p>
+      <w:pPr>
+        <w:spacing w:line="360" w:lineRule="auto"/>
+        <w:ind w:left="420"/>
+      </w:pPr>
+      <w:r>
+        <w:rPr>
+          <w:rFonts w:ascii="Times New Roman" w:hAnsi="Times New Roman" w:eastAsia="宋体"/>
+          <w:b w:val="0"/>
+          <w:sz w:val="24"/>
+        </w:rPr>
+        <w:t xml:space="preserve">• </w:t>
+      </w:r>
+      <w:r>
+        <w:rPr>
+          <w:rFonts w:ascii="Times New Roman" w:hAnsi="Times New Roman" w:eastAsia="宋体"/>
+          <w:b/>
+          <w:sz w:val="24"/>
+        </w:rPr>
+        <w:t>定量溶出数据</w:t>
+      </w:r>
+      <w:r>
+        <w:rPr>
+          <w:rFonts w:ascii="Times New Roman" w:hAnsi="Times New Roman" w:eastAsia="宋体"/>
+          <w:b w:val="0"/>
+          <w:sz w:val="24"/>
+        </w:rPr>
+        <w:t>（无 ICP-MS 速率、无 S-number）。</w:t>
+      </w:r>
+    </w:p>
+    <w:p>
+      <w:pPr>
+        <w:spacing w:line="360" w:lineRule="auto"/>
+        <w:ind w:left="420"/>
+      </w:pPr>
+      <w:r>
+        <w:rPr>
+          <w:rFonts w:ascii="Times New Roman" w:hAnsi="Times New Roman" w:eastAsia="宋体"/>
+          <w:b w:val="0"/>
+          <w:sz w:val="24"/>
+        </w:rPr>
+        <w:t xml:space="preserve">• </w:t>
+      </w:r>
+      <w:r>
+        <w:rPr>
+          <w:rFonts w:ascii="Times New Roman" w:hAnsi="Times New Roman" w:eastAsia="宋体"/>
+          <w:b w:val="0"/>
+          <w:sz w:val="24"/>
+        </w:rPr>
+        <w:t>与 Ru 直接相关的内容几乎没有（本文体系是 CoOₓ / MnOₓ）→ 与 Ru 的连接全靠你自己论证（R2）。</w:t>
       </w:r>
     </w:p>
     <w:sectPr>
